--- a/public/lesson-13.docx
+++ b/public/lesson-13.docx
@@ -6,62 +6,481 @@
       <w:pPr>
         <w:pStyle w:val="Heading2"/>
         <w:rPr>
-          <w:b w:val="0"/>
-          <w:i w:val="0"/>
-        </w:rPr>
-      </w:pPr>
-      <w:r>
-        <w:rPr>
-          <w:b w:val="0"/>
-          <w:i w:val="0"/>
-        </w:rPr>
-        <w:t>Урок 13. Платон</w:t>
+          <w:lang w:val="ru-RU"/>
+        </w:rPr>
+      </w:pPr>
+      <w:r>
+        <w:rPr>
+          <w:lang w:val="ru-RU"/>
+        </w:rPr>
+        <w:t>Что предшествовало ЭН</w:t>
       </w:r>
     </w:p>
     <w:p>
-      <w:r>
-        <w:rPr>
+      <w:pPr>
+        <w:rPr>
+          <w:rFonts w:ascii="Times New Roman" w:hAnsi="Times New Roman" w:cs="Times New Roman"/>
+          <w:sz w:val="24"/>
+          <w:szCs w:val="24"/>
+          <w:lang w:val="ru-RU"/>
+        </w:rPr>
+      </w:pPr>
+      <w:r>
+        <w:rPr>
+          <w:rFonts w:ascii="Times New Roman" w:hAnsi="Times New Roman" w:cs="Times New Roman"/>
           <w:b/>
-          <w:i/>
+          <w:iCs/>
+          <w:sz w:val="24"/>
+          <w:szCs w:val="24"/>
+          <w:lang w:val="ru-RU"/>
         </w:rPr>
         <w:t>Экспериментальная наука</w:t>
       </w:r>
       <w:r>
+        <w:rPr>
+          <w:rFonts w:ascii="Times New Roman" w:hAnsi="Times New Roman" w:cs="Times New Roman"/>
+          <w:sz w:val="24"/>
+          <w:szCs w:val="24"/>
+          <w:lang w:val="ru-RU"/>
+        </w:rPr>
         <w:t xml:space="preserve"> не должна противопоставляться философии, потому что она является продуктом последней. Процесс, в котором наука была выведена из философии, является очень продолжительным. Экспериментальная наука — это третий этап. Он принадлежит модерну. Первым этапом была </w:t>
       </w:r>
       <w:r>
         <w:rPr>
+          <w:rFonts w:ascii="Times New Roman" w:hAnsi="Times New Roman" w:cs="Times New Roman"/>
           <w:b/>
-          <w:i/>
+          <w:iCs/>
+          <w:sz w:val="24"/>
+          <w:szCs w:val="24"/>
+          <w:lang w:val="ru-RU"/>
         </w:rPr>
         <w:t>метафизика</w:t>
       </w:r>
       <w:r>
+        <w:rPr>
+          <w:rFonts w:ascii="Times New Roman" w:hAnsi="Times New Roman" w:cs="Times New Roman"/>
+          <w:sz w:val="24"/>
+          <w:szCs w:val="24"/>
+          <w:lang w:val="ru-RU"/>
+        </w:rPr>
         <w:t xml:space="preserve">. Стоит отметить, что метафизика сильно выбивалась из мифологической картины мира и ей не являлась. Вторым этапом была </w:t>
       </w:r>
       <w:r>
         <w:rPr>
+          <w:rFonts w:ascii="Times New Roman" w:hAnsi="Times New Roman" w:cs="Times New Roman"/>
           <w:b/>
-          <w:i/>
+          <w:iCs/>
+          <w:sz w:val="24"/>
+          <w:szCs w:val="24"/>
+          <w:lang w:val="ru-RU"/>
         </w:rPr>
         <w:t>схоластика</w:t>
       </w:r>
       <w:r>
+        <w:rPr>
+          <w:rFonts w:ascii="Times New Roman" w:hAnsi="Times New Roman" w:cs="Times New Roman"/>
+          <w:sz w:val="24"/>
+          <w:szCs w:val="24"/>
+          <w:lang w:val="ru-RU"/>
+        </w:rPr>
         <w:t>. Она относится к монотеистической картине мира.</w:t>
       </w:r>
     </w:p>
     <w:p>
-      <w:r>
-        <w:t>Грубо можно сказать, что это направление является альтернативной ветвью развития философии. Проблема основной ветви была в нахождении предельного основания знания, чтобы, исходя из него, можно было отталкиваться в построении последующих теорий. Но есть другой путь, отличающийся от поиска предельного основания: исходить не от начальной опоры, а из конечного результата, из того, чего мы хотим добиться. Именно этот путь проходит через все три этапа экспериментальной науки.</w:t>
+      <w:pPr>
+        <w:rPr>
+          <w:rFonts w:ascii="Times New Roman" w:hAnsi="Times New Roman" w:cs="Times New Roman"/>
+          <w:sz w:val="24"/>
+          <w:szCs w:val="24"/>
+          <w:lang w:val="ru-RU"/>
+        </w:rPr>
+      </w:pPr>
+      <w:r>
+        <w:rPr>
+          <w:rFonts w:ascii="Times New Roman" w:hAnsi="Times New Roman" w:cs="Times New Roman"/>
+          <w:sz w:val="24"/>
+          <w:szCs w:val="24"/>
+          <w:lang w:val="ru-RU"/>
+        </w:rPr>
+        <w:t xml:space="preserve">Грубо можно сказать, что это направление является альтернативной ветвью развития философии. Проблема основной ветви была в нахождении </w:t>
+      </w:r>
+      <w:r>
+        <w:rPr>
+          <w:rFonts w:ascii="Times New Roman" w:hAnsi="Times New Roman" w:cs="Times New Roman"/>
+          <w:i/>
+          <w:iCs/>
+          <w:sz w:val="24"/>
+          <w:szCs w:val="24"/>
+          <w:lang w:val="ru-RU"/>
+        </w:rPr>
+        <w:t>предельного основания</w:t>
+      </w:r>
+      <w:r>
+        <w:rPr>
+          <w:rFonts w:ascii="Times New Roman" w:hAnsi="Times New Roman" w:cs="Times New Roman"/>
+          <w:sz w:val="24"/>
+          <w:szCs w:val="24"/>
+          <w:lang w:val="ru-RU"/>
+        </w:rPr>
+        <w:t xml:space="preserve"> знания, чтобы, исходя из него, можно было отталкиваться в построении последующих теорий. Но есть другой путь, отличающийся от поиска предельного основания: </w:t>
+      </w:r>
+      <w:r>
+        <w:rPr>
+          <w:rFonts w:ascii="Times New Roman" w:hAnsi="Times New Roman" w:cs="Times New Roman"/>
+          <w:sz w:val="24"/>
+          <w:szCs w:val="24"/>
+          <w:u w:val="single"/>
+          <w:lang w:val="ru-RU"/>
+        </w:rPr>
+        <w:t>исходить не от начальной опоры, а из конечного результата, из того, чего мы хотим добиться</w:t>
+      </w:r>
+      <w:r>
+        <w:rPr>
+          <w:rFonts w:ascii="Times New Roman" w:hAnsi="Times New Roman" w:cs="Times New Roman"/>
+          <w:sz w:val="24"/>
+          <w:szCs w:val="24"/>
+          <w:lang w:val="ru-RU"/>
+        </w:rPr>
+        <w:t>. Именно этот путь проходит через все три этапа экспериментальной науки.</w:t>
       </w:r>
     </w:p>
     <w:p>
-      <w:r>
-        <w:t>Человек, создавший первый этап экспериментальной науки, это Платон. Мир идей имеет прямое отношение к экспериментальной науке. В 20 веке идеи Платона становятся актуальными для физиков. Если вспомнить график мифической картины мира, то Платон располагается там не на основной стрелке, ведущей от знания (средства) к аффекту(цели), а на побочной, ведущей от бытия (отброса) к знанию (средству), которая, кстати, является ведущей в модерне: она связана с поиском истинного знания. На этом же направлении располагается и Аристотель. Кстати, эвдеймонию они понимали в более широком смысле — как благо (агатхан). Красота, справедливость и тд являются проявлениями блага.</w:t>
+      <w:pPr>
+        <w:pStyle w:val="Heading2"/>
+        <w:rPr>
+          <w:lang w:val="ru-RU"/>
+        </w:rPr>
+      </w:pPr>
+      <w:r>
+        <w:rPr>
+          <w:lang w:val="ru-RU"/>
+        </w:rPr>
+        <w:t>Платон</w:t>
       </w:r>
     </w:p>
     <w:p>
-      <w:r>
+      <w:pPr>
+        <w:rPr>
+          <w:rFonts w:ascii="Times New Roman" w:hAnsi="Times New Roman" w:cs="Times New Roman"/>
+          <w:sz w:val="24"/>
+          <w:szCs w:val="24"/>
+          <w:lang w:val="ru-RU"/>
+        </w:rPr>
+      </w:pPr>
+      <w:r>
+        <w:rPr>
+          <w:rFonts w:ascii="Times New Roman" w:hAnsi="Times New Roman" w:cs="Times New Roman"/>
+          <w:sz w:val="24"/>
+          <w:szCs w:val="24"/>
+          <w:lang w:val="ru-RU"/>
+        </w:rPr>
+        <w:t xml:space="preserve">Человек, создавший первый этап экспериментальной науки, это Платон. Мир идей имеет прямое отношение к </w:t>
+      </w:r>
+      <w:r>
+        <w:rPr>
+          <w:rFonts w:ascii="Times New Roman" w:hAnsi="Times New Roman" w:cs="Times New Roman"/>
+          <w:sz w:val="24"/>
+          <w:szCs w:val="24"/>
+          <w:lang w:val="ru-RU"/>
+        </w:rPr>
+        <w:t>ЭН</w:t>
+      </w:r>
+      <w:r>
+        <w:rPr>
+          <w:rFonts w:ascii="Times New Roman" w:hAnsi="Times New Roman" w:cs="Times New Roman"/>
+          <w:sz w:val="24"/>
+          <w:szCs w:val="24"/>
+          <w:lang w:val="ru-RU"/>
+        </w:rPr>
+        <w:t>. В 20 веке идеи Платона становятся актуальными для физиков. Если вспомнить график мифической картины мира, то Платон располагается там не на основной стрелке, ведущей от знания (</w:t>
+      </w:r>
+      <w:r>
+        <w:rPr>
+          <w:rFonts w:ascii="Times New Roman" w:hAnsi="Times New Roman" w:cs="Times New Roman"/>
+          <w:b/>
+          <w:bCs/>
+          <w:sz w:val="24"/>
+          <w:szCs w:val="24"/>
+          <w:lang w:val="ru-RU"/>
+        </w:rPr>
+        <w:t>средства</w:t>
+      </w:r>
+      <w:r>
+        <w:rPr>
+          <w:rFonts w:ascii="Times New Roman" w:hAnsi="Times New Roman" w:cs="Times New Roman"/>
+          <w:sz w:val="24"/>
+          <w:szCs w:val="24"/>
+          <w:lang w:val="ru-RU"/>
+        </w:rPr>
+        <w:t xml:space="preserve">) к </w:t>
+      </w:r>
+      <w:r>
+        <w:rPr>
+          <w:rFonts w:ascii="Times New Roman" w:hAnsi="Times New Roman" w:cs="Times New Roman"/>
+          <w:i/>
+          <w:iCs/>
+          <w:sz w:val="24"/>
+          <w:szCs w:val="24"/>
+          <w:lang w:val="ru-RU"/>
+        </w:rPr>
+        <w:t>аффекту</w:t>
+      </w:r>
+      <w:r>
+        <w:rPr>
+          <w:rFonts w:ascii="Times New Roman" w:hAnsi="Times New Roman" w:cs="Times New Roman"/>
+          <w:i/>
+          <w:iCs/>
+          <w:sz w:val="24"/>
+          <w:szCs w:val="24"/>
+          <w:lang w:val="ru-RU"/>
+        </w:rPr>
+        <w:t xml:space="preserve"> </w:t>
+      </w:r>
+      <w:r>
+        <w:rPr>
+          <w:rFonts w:ascii="Times New Roman" w:hAnsi="Times New Roman" w:cs="Times New Roman"/>
+          <w:sz w:val="24"/>
+          <w:szCs w:val="24"/>
+          <w:lang w:val="ru-RU"/>
+        </w:rPr>
+        <w:t>(</w:t>
+      </w:r>
+      <w:r>
+        <w:rPr>
+          <w:rFonts w:ascii="Times New Roman" w:hAnsi="Times New Roman" w:cs="Times New Roman"/>
+          <w:b/>
+          <w:bCs/>
+          <w:sz w:val="24"/>
+          <w:szCs w:val="24"/>
+          <w:lang w:val="ru-RU"/>
+        </w:rPr>
+        <w:t>цели</w:t>
+      </w:r>
+      <w:r>
+        <w:rPr>
+          <w:rFonts w:ascii="Times New Roman" w:hAnsi="Times New Roman" w:cs="Times New Roman"/>
+          <w:sz w:val="24"/>
+          <w:szCs w:val="24"/>
+          <w:lang w:val="ru-RU"/>
+        </w:rPr>
+        <w:t xml:space="preserve">), а на побочной, ведущей от </w:t>
+      </w:r>
+      <w:r>
+        <w:rPr>
+          <w:rFonts w:ascii="Times New Roman" w:hAnsi="Times New Roman" w:cs="Times New Roman"/>
+          <w:i/>
+          <w:iCs/>
+          <w:sz w:val="24"/>
+          <w:szCs w:val="24"/>
+          <w:lang w:val="ru-RU"/>
+        </w:rPr>
+        <w:t>бытия</w:t>
+      </w:r>
+      <w:r>
+        <w:rPr>
+          <w:rFonts w:ascii="Times New Roman" w:hAnsi="Times New Roman" w:cs="Times New Roman"/>
+          <w:sz w:val="24"/>
+          <w:szCs w:val="24"/>
+          <w:lang w:val="ru-RU"/>
+        </w:rPr>
+        <w:t xml:space="preserve"> (</w:t>
+      </w:r>
+      <w:r>
+        <w:rPr>
+          <w:rFonts w:ascii="Times New Roman" w:hAnsi="Times New Roman" w:cs="Times New Roman"/>
+          <w:b/>
+          <w:bCs/>
+          <w:sz w:val="24"/>
+          <w:szCs w:val="24"/>
+          <w:lang w:val="ru-RU"/>
+        </w:rPr>
+        <w:t>отброса</w:t>
+      </w:r>
+      <w:r>
+        <w:rPr>
+          <w:rFonts w:ascii="Times New Roman" w:hAnsi="Times New Roman" w:cs="Times New Roman"/>
+          <w:sz w:val="24"/>
+          <w:szCs w:val="24"/>
+          <w:lang w:val="ru-RU"/>
+        </w:rPr>
+        <w:t xml:space="preserve">) к </w:t>
+      </w:r>
+      <w:r>
+        <w:rPr>
+          <w:rFonts w:ascii="Times New Roman" w:hAnsi="Times New Roman" w:cs="Times New Roman"/>
+          <w:i/>
+          <w:iCs/>
+          <w:sz w:val="24"/>
+          <w:szCs w:val="24"/>
+          <w:lang w:val="ru-RU"/>
+        </w:rPr>
+        <w:t>знанию</w:t>
+      </w:r>
+      <w:r>
+        <w:rPr>
+          <w:rFonts w:ascii="Times New Roman" w:hAnsi="Times New Roman" w:cs="Times New Roman"/>
+          <w:sz w:val="24"/>
+          <w:szCs w:val="24"/>
+          <w:lang w:val="ru-RU"/>
+        </w:rPr>
+        <w:t xml:space="preserve"> (</w:t>
+      </w:r>
+      <w:r>
+        <w:rPr>
+          <w:rFonts w:ascii="Times New Roman" w:hAnsi="Times New Roman" w:cs="Times New Roman"/>
+          <w:b/>
+          <w:bCs/>
+          <w:sz w:val="24"/>
+          <w:szCs w:val="24"/>
+          <w:lang w:val="ru-RU"/>
+        </w:rPr>
+        <w:t>средству</w:t>
+      </w:r>
+      <w:r>
+        <w:rPr>
+          <w:rFonts w:ascii="Times New Roman" w:hAnsi="Times New Roman" w:cs="Times New Roman"/>
+          <w:sz w:val="24"/>
+          <w:szCs w:val="24"/>
+          <w:lang w:val="ru-RU"/>
+        </w:rPr>
+        <w:t xml:space="preserve">), которая, кстати, является ведущей в модерне: она связана с поиском истинного знания. На этом же направлении располагается и Аристотель. Кстати, </w:t>
+      </w:r>
+      <w:r>
+        <w:rPr>
+          <w:rFonts w:ascii="Times New Roman" w:hAnsi="Times New Roman" w:cs="Times New Roman"/>
+          <w:i/>
+          <w:iCs/>
+          <w:sz w:val="24"/>
+          <w:szCs w:val="24"/>
+          <w:lang w:val="ru-RU"/>
+        </w:rPr>
+        <w:t>эвдеймонию</w:t>
+      </w:r>
+      <w:r>
+        <w:rPr>
+          <w:rFonts w:ascii="Times New Roman" w:hAnsi="Times New Roman" w:cs="Times New Roman"/>
+          <w:sz w:val="24"/>
+          <w:szCs w:val="24"/>
+          <w:lang w:val="ru-RU"/>
+        </w:rPr>
+        <w:t xml:space="preserve"> они понимали в более широком смысле — как </w:t>
+      </w:r>
+      <w:r>
+        <w:rPr>
+          <w:rFonts w:ascii="Times New Roman" w:hAnsi="Times New Roman" w:cs="Times New Roman"/>
+          <w:i/>
+          <w:iCs/>
+          <w:sz w:val="24"/>
+          <w:szCs w:val="24"/>
+          <w:lang w:val="ru-RU"/>
+        </w:rPr>
+        <w:t>благо</w:t>
+      </w:r>
+      <w:r>
+        <w:rPr>
+          <w:rFonts w:ascii="Times New Roman" w:hAnsi="Times New Roman" w:cs="Times New Roman"/>
+          <w:sz w:val="24"/>
+          <w:szCs w:val="24"/>
+          <w:lang w:val="ru-RU"/>
+        </w:rPr>
+        <w:t xml:space="preserve"> </w:t>
+      </w:r>
+      <w:r>
+        <w:rPr>
+          <w:rFonts w:ascii="Times New Roman" w:hAnsi="Times New Roman" w:cs="Times New Roman"/>
+          <w:sz w:val="24"/>
+          <w:szCs w:val="24"/>
+          <w:lang w:val="ru-RU"/>
+        </w:rPr>
+        <w:t xml:space="preserve">ἀγαθόν </w:t>
+      </w:r>
+      <w:r>
+        <w:rPr>
+          <w:rFonts w:ascii="Times New Roman" w:hAnsi="Times New Roman" w:cs="Times New Roman"/>
+          <w:sz w:val="24"/>
+          <w:szCs w:val="24"/>
+          <w:lang w:val="ru-RU"/>
+        </w:rPr>
+        <w:t>[</w:t>
+      </w:r>
+      <w:r>
+        <w:rPr>
+          <w:rFonts w:ascii="Times New Roman" w:hAnsi="Times New Roman" w:cs="Times New Roman"/>
+          <w:sz w:val="24"/>
+          <w:szCs w:val="24"/>
+          <w:lang w:val="ru-RU"/>
+        </w:rPr>
+        <w:t>агатхан</w:t>
+      </w:r>
+      <w:r>
+        <w:rPr>
+          <w:rFonts w:ascii="Times New Roman" w:hAnsi="Times New Roman" w:cs="Times New Roman"/>
+          <w:sz w:val="24"/>
+          <w:szCs w:val="24"/>
+          <w:lang w:val="ru-RU"/>
+        </w:rPr>
+        <w:t>]</w:t>
+      </w:r>
+      <w:r>
+        <w:rPr>
+          <w:rFonts w:ascii="Times New Roman" w:hAnsi="Times New Roman" w:cs="Times New Roman"/>
+          <w:sz w:val="24"/>
+          <w:szCs w:val="24"/>
+          <w:lang w:val="ru-RU"/>
+        </w:rPr>
+        <w:t>. Красота, справедливость и т</w:t>
+      </w:r>
+      <w:r>
+        <w:rPr>
+          <w:rFonts w:ascii="Times New Roman" w:hAnsi="Times New Roman" w:cs="Times New Roman"/>
+          <w:sz w:val="24"/>
+          <w:szCs w:val="24"/>
+        </w:rPr>
+        <w:t>.</w:t>
+      </w:r>
+      <w:r>
+        <w:rPr>
+          <w:rFonts w:ascii="Times New Roman" w:hAnsi="Times New Roman" w:cs="Times New Roman"/>
+          <w:sz w:val="24"/>
+          <w:szCs w:val="24"/>
+          <w:lang w:val="ru-RU"/>
+        </w:rPr>
+        <w:t>д</w:t>
+      </w:r>
+      <w:r>
+        <w:rPr>
+          <w:rFonts w:ascii="Times New Roman" w:hAnsi="Times New Roman" w:cs="Times New Roman"/>
+          <w:sz w:val="24"/>
+          <w:szCs w:val="24"/>
+        </w:rPr>
+        <w:t>.</w:t>
+      </w:r>
+      <w:r>
+        <w:rPr>
+          <w:rFonts w:ascii="Times New Roman" w:hAnsi="Times New Roman" w:cs="Times New Roman"/>
+          <w:sz w:val="24"/>
+          <w:szCs w:val="24"/>
+          <w:lang w:val="ru-RU"/>
+        </w:rPr>
+        <w:t xml:space="preserve"> являются проявлениями блага.</w:t>
+      </w:r>
+    </w:p>
+    <w:p>
+      <w:pPr>
+        <w:rPr>
+          <w:rFonts w:ascii="Times New Roman" w:hAnsi="Times New Roman" w:cs="Times New Roman"/>
+          <w:sz w:val="24"/>
+          <w:szCs w:val="24"/>
+          <w:lang w:val="ru-RU"/>
+        </w:rPr>
+      </w:pPr>
+      <w:r>
+        <w:rPr>
+          <w:rFonts w:ascii="Times New Roman" w:hAnsi="Times New Roman" w:cs="Times New Roman"/>
+          <w:sz w:val="24"/>
+          <w:szCs w:val="24"/>
+          <w:lang w:val="ru-RU"/>
+        </w:rPr>
         <w:t>Платон задает вопрос: что такое знание? Есть два условия, позволяющие получить истинное знание:</w:t>
       </w:r>
     </w:p>
@@ -71,9 +490,75 @@
           <w:ilvl w:val="0"/>
           <w:numId w:val="1"/>
         </w:numPr>
-      </w:pPr>
-      <w:r>
-        <w:t>Синагогэ — сбор, сжатие, союз</w:t>
+        <w:rPr>
+          <w:rFonts w:ascii="Times New Roman" w:hAnsi="Times New Roman" w:cs="Times New Roman"/>
+          <w:sz w:val="24"/>
+          <w:szCs w:val="24"/>
+          <w:lang w:val="ru-RU"/>
+        </w:rPr>
+      </w:pPr>
+      <w:r>
+        <w:rPr>
+          <w:rFonts w:ascii="Times New Roman" w:hAnsi="Times New Roman" w:cs="Times New Roman"/>
+          <w:b/>
+          <w:bCs/>
+          <w:sz w:val="24"/>
+          <w:szCs w:val="24"/>
+          <w:lang w:val="ru-RU"/>
+        </w:rPr>
+        <w:t>Синагогэ</w:t>
+      </w:r>
+      <w:r>
+        <w:rPr>
+          <w:rFonts w:ascii="Times New Roman" w:hAnsi="Times New Roman" w:cs="Times New Roman"/>
+          <w:sz w:val="24"/>
+          <w:szCs w:val="24"/>
+          <w:lang w:val="ru-RU"/>
+        </w:rPr>
+        <w:t xml:space="preserve"> </w:t>
+      </w:r>
+      <w:r>
+        <w:rPr>
+          <w:rFonts w:ascii="Times New Roman" w:hAnsi="Times New Roman" w:cs="Times New Roman"/>
+          <w:sz w:val="24"/>
+          <w:szCs w:val="24"/>
+          <w:lang w:val="ru-RU"/>
+        </w:rPr>
+        <w:t>[</w:t>
+      </w:r>
+      <w:r>
+        <w:rPr>
+          <w:rFonts w:ascii="Times New Roman" w:hAnsi="Times New Roman" w:cs="Times New Roman"/>
+          <w:sz w:val="24"/>
+          <w:szCs w:val="24"/>
+        </w:rPr>
+        <w:t>συναγωγή</w:t>
+      </w:r>
+      <w:r>
+        <w:rPr>
+          <w:rFonts w:ascii="Times New Roman" w:hAnsi="Times New Roman" w:cs="Times New Roman"/>
+          <w:sz w:val="24"/>
+          <w:szCs w:val="24"/>
+          <w:lang w:val="ru-RU"/>
+        </w:rPr>
+        <w:t>]</w:t>
+      </w:r>
+      <w:r>
+        <w:rPr>
+          <w:rFonts w:ascii="Times New Roman" w:hAnsi="Times New Roman" w:cs="Times New Roman"/>
+          <w:sz w:val="24"/>
+          <w:szCs w:val="24"/>
+        </w:rPr>
+        <w:t xml:space="preserve"> </w:t>
+      </w:r>
+      <w:r>
+        <w:rPr>
+          <w:rFonts w:ascii="Times New Roman" w:hAnsi="Times New Roman" w:cs="Times New Roman"/>
+          <w:sz w:val="24"/>
+          <w:szCs w:val="24"/>
+          <w:lang w:val="ru-RU"/>
+        </w:rPr>
+        <w:t>— сбор, сжатие, союз</w:t>
       </w:r>
     </w:p>
     <w:p>
@@ -82,116 +567,1116 @@
           <w:ilvl w:val="0"/>
           <w:numId w:val="1"/>
         </w:numPr>
-      </w:pPr>
-      <w:r>
-        <w:t>Диайресис — деление Чтобы дать определение какой-то вещи, нужно 1) включить эту вещь в более общую категорию (стол — это мебель), по Платону — движение от конкретного к единому, и, 2) нужно выделить у вещи что-то конкретное. Можно по-другому назвать это анализом и синтезом.</w:t>
+        <w:rPr>
+          <w:rFonts w:ascii="Times New Roman" w:hAnsi="Times New Roman" w:cs="Times New Roman"/>
+          <w:sz w:val="24"/>
+          <w:szCs w:val="24"/>
+          <w:lang w:val="ru-RU"/>
+        </w:rPr>
+      </w:pPr>
+      <w:r>
+        <w:rPr>
+          <w:rFonts w:ascii="Times New Roman" w:hAnsi="Times New Roman" w:cs="Times New Roman"/>
+          <w:b/>
+          <w:bCs/>
+          <w:sz w:val="24"/>
+          <w:szCs w:val="24"/>
+          <w:lang w:val="ru-RU"/>
+        </w:rPr>
+        <w:t>Диайресис</w:t>
+      </w:r>
+      <w:r>
+        <w:rPr>
+          <w:rFonts w:ascii="Times New Roman" w:hAnsi="Times New Roman" w:cs="Times New Roman"/>
+          <w:sz w:val="24"/>
+          <w:szCs w:val="24"/>
+          <w:lang w:val="ru-RU"/>
+        </w:rPr>
+        <w:t xml:space="preserve"> </w:t>
+      </w:r>
+      <w:r>
+        <w:rPr>
+          <w:rFonts w:ascii="Times New Roman" w:hAnsi="Times New Roman" w:cs="Times New Roman"/>
+          <w:sz w:val="24"/>
+          <w:szCs w:val="24"/>
+          <w:lang w:val="ru-RU"/>
+        </w:rPr>
+        <w:t>[</w:t>
+      </w:r>
+      <w:r>
+        <w:rPr>
+          <w:rFonts w:ascii="Times New Roman" w:hAnsi="Times New Roman" w:cs="Times New Roman"/>
+          <w:sz w:val="24"/>
+          <w:szCs w:val="24"/>
+        </w:rPr>
+        <w:t>διαίρεσις</w:t>
+      </w:r>
+      <w:r>
+        <w:rPr>
+          <w:rFonts w:ascii="Times New Roman" w:hAnsi="Times New Roman" w:cs="Times New Roman"/>
+          <w:sz w:val="24"/>
+          <w:szCs w:val="24"/>
+          <w:lang w:val="ru-RU"/>
+        </w:rPr>
+        <w:t xml:space="preserve">] </w:t>
+      </w:r>
+      <w:r>
+        <w:rPr>
+          <w:rFonts w:ascii="Times New Roman" w:hAnsi="Times New Roman" w:cs="Times New Roman"/>
+          <w:sz w:val="24"/>
+          <w:szCs w:val="24"/>
+          <w:lang w:val="ru-RU"/>
+        </w:rPr>
+        <w:t>— деление</w:t>
       </w:r>
     </w:p>
     <w:p>
-      <w:r>
-        <w:t>Если попробовать дать определение любой вещи, то с точки зрения Платона его нельзя дать по его функции — например, нельзя сказать, что стол это то, что люди используют как стол, потому что каждый человек может использовать один и тот же предмет по-разному, то есть определение вещи зависело бы от субъекта, который её использует. Но оказывается, что если нельзя определить предмет по функции, то дать его объективное, то есть в отрыве от субъекта, определение — сделать этого не выйдет. Все попытки сведутся к вилке: либо определение будет слишком общим, то есть оно подойдет сразу ко многим другим предметам, либо слишком конкретным, но оно не будет включать в себя все виды рода. Причем вилка возникает на этапе конкретизации — с обобщениями у нас, как правило, проблем не возникает. Чтобы показать эту вилку, Платон использовал в своих произведениях формат диалога. Диалог как раз-таки предполагает бесконечное уточнение, попытка пробиться к истинному определению, оканчивающаяся неудачей: из диалогов мы видим логическую невозможность дать истинное, не зависимое от субъекта определение предмету.</w:t>
+      <w:pPr>
+        <w:rPr>
+          <w:rFonts w:ascii="Times New Roman" w:hAnsi="Times New Roman" w:cs="Times New Roman"/>
+          <w:sz w:val="24"/>
+          <w:szCs w:val="24"/>
+          <w:lang w:val="ru-RU"/>
+        </w:rPr>
+      </w:pPr>
+      <w:r>
+        <w:rPr>
+          <w:rFonts w:ascii="Times New Roman" w:hAnsi="Times New Roman" w:cs="Times New Roman"/>
+          <w:sz w:val="24"/>
+          <w:szCs w:val="24"/>
+          <w:lang w:val="ru-RU"/>
+        </w:rPr>
+        <w:t>То есть, ч</w:t>
+      </w:r>
+      <w:r>
+        <w:rPr>
+          <w:rFonts w:ascii="Times New Roman" w:hAnsi="Times New Roman" w:cs="Times New Roman"/>
+          <w:sz w:val="24"/>
+          <w:szCs w:val="24"/>
+          <w:lang w:val="ru-RU"/>
+        </w:rPr>
+        <w:t>тобы дать определение какой-то вещи, нужно</w:t>
       </w:r>
     </w:p>
     <w:p>
-      <w:r>
-        <w:lastRenderedPageBreak/>
-        <w:t xml:space="preserve">Что, если софисты были правы, и нельзя дать точного определения и что никакого истинного знания просто нет? Но ведь мы всё-таки каким-то образом знаем, что стол — это стол, и можем определять одни предметы от других, даже не смотря на отсутствие доступа к истинному знанию. Если представить все возможности определения стола в виде линии, где слева будет самое конкретное, в справа — самое общее определение, то наши попытки дать истинное определение столу будут колебаться от левой стороны к правой, постепенно приближаясь к центру, где, предположительно, есть предельное определение стола, но мы никогда его не достигнем. Именно такие вот точки предельного знания Платон называл </w:t>
-      </w:r>
-      <w:r>
-        <w:rPr>
-          <w:i/>
-        </w:rPr>
-        <w:t>эйдосами</w:t>
-      </w:r>
-      <w:r>
-        <w:t xml:space="preserve">, или </w:t>
-      </w:r>
-      <w:r>
-        <w:rPr>
-          <w:i/>
-        </w:rPr>
-        <w:t>идеями</w:t>
-      </w:r>
-      <w:r>
-        <w:t>.</w:t>
+      <w:pPr>
+        <w:pStyle w:val="ListParagraph"/>
+        <w:numPr>
+          <w:ilvl w:val="0"/>
+          <w:numId w:val="4"/>
+        </w:numPr>
+        <w:rPr>
+          <w:rFonts w:ascii="Times New Roman" w:hAnsi="Times New Roman" w:cs="Times New Roman"/>
+          <w:sz w:val="24"/>
+          <w:szCs w:val="24"/>
+          <w:lang w:val="ru-RU"/>
+        </w:rPr>
+      </w:pPr>
+      <w:r>
+        <w:rPr>
+          <w:rFonts w:ascii="Times New Roman" w:hAnsi="Times New Roman" w:cs="Times New Roman"/>
+          <w:sz w:val="24"/>
+          <w:szCs w:val="24"/>
+          <w:lang w:val="ru-RU"/>
+        </w:rPr>
+        <w:t>В</w:t>
+      </w:r>
+      <w:r>
+        <w:rPr>
+          <w:rFonts w:ascii="Times New Roman" w:hAnsi="Times New Roman" w:cs="Times New Roman"/>
+          <w:sz w:val="24"/>
+          <w:szCs w:val="24"/>
+          <w:lang w:val="ru-RU"/>
+        </w:rPr>
+        <w:t>ключить эту вещь в более общую категорию (стол — это мебель), по Платону — движение от конкретного к единому</w:t>
       </w:r>
     </w:p>
     <w:p>
-      <w:r>
-        <w:t>Эйдосы должны существовать по логической необходимости — просто потому, что мы можем, в попытках дать определение вещи, двигаться между общим и конкретным в нужном нам направлении; если бы центра на воображаемой линии из примера выше не было, мы бы не знали, как нам правильно корректировать определение.</w:t>
+      <w:pPr>
+        <w:pStyle w:val="ListParagraph"/>
+        <w:numPr>
+          <w:ilvl w:val="0"/>
+          <w:numId w:val="4"/>
+        </w:numPr>
+        <w:rPr>
+          <w:rFonts w:ascii="Times New Roman" w:hAnsi="Times New Roman" w:cs="Times New Roman"/>
+          <w:sz w:val="24"/>
+          <w:szCs w:val="24"/>
+          <w:lang w:val="ru-RU"/>
+        </w:rPr>
+      </w:pPr>
+      <w:r>
+        <w:rPr>
+          <w:rFonts w:ascii="Times New Roman" w:hAnsi="Times New Roman" w:cs="Times New Roman"/>
+          <w:sz w:val="24"/>
+          <w:szCs w:val="24"/>
+          <w:lang w:val="ru-RU"/>
+        </w:rPr>
+        <w:t>В</w:t>
+      </w:r>
+      <w:r>
+        <w:rPr>
+          <w:rFonts w:ascii="Times New Roman" w:hAnsi="Times New Roman" w:cs="Times New Roman"/>
+          <w:sz w:val="24"/>
+          <w:szCs w:val="24"/>
+          <w:lang w:val="ru-RU"/>
+        </w:rPr>
+        <w:t>ыделить у вещи что-то конкретное.</w:t>
       </w:r>
     </w:p>
     <w:p>
-      <w:r>
-        <w:t>Итак, Платон, как родоначальник эксп науки, полагает конечной целью эйдосы, и чтобы их достичь, предлагает два способа: обобщение и конкретизацию. Это знание имеет какую-то иную природу, ведь чтобы человек понял, что такое стол, ему не надо ознакамливаться со всеми возможными видами столов; происходит какой-то скачок, и знание стола каким-то образом человеком приобретается.</w:t>
+      <w:pPr>
+        <w:rPr>
+          <w:rFonts w:ascii="Times New Roman" w:hAnsi="Times New Roman" w:cs="Times New Roman"/>
+          <w:sz w:val="24"/>
+          <w:szCs w:val="24"/>
+          <w:lang w:val="ru-RU"/>
+        </w:rPr>
+      </w:pPr>
+      <w:r>
+        <w:rPr>
+          <w:rFonts w:ascii="Times New Roman" w:hAnsi="Times New Roman" w:cs="Times New Roman"/>
+          <w:sz w:val="24"/>
+          <w:szCs w:val="24"/>
+          <w:lang w:val="ru-RU"/>
+        </w:rPr>
+        <w:t xml:space="preserve">Можно по-другому назвать это </w:t>
+      </w:r>
+      <w:r>
+        <w:rPr>
+          <w:rFonts w:ascii="Times New Roman" w:hAnsi="Times New Roman" w:cs="Times New Roman"/>
+          <w:i/>
+          <w:iCs/>
+          <w:sz w:val="24"/>
+          <w:szCs w:val="24"/>
+          <w:lang w:val="ru-RU"/>
+        </w:rPr>
+        <w:t>анализом</w:t>
+      </w:r>
+      <w:r>
+        <w:rPr>
+          <w:rFonts w:ascii="Times New Roman" w:hAnsi="Times New Roman" w:cs="Times New Roman"/>
+          <w:sz w:val="24"/>
+          <w:szCs w:val="24"/>
+          <w:lang w:val="ru-RU"/>
+        </w:rPr>
+        <w:t xml:space="preserve"> и </w:t>
+      </w:r>
+      <w:r>
+        <w:rPr>
+          <w:rFonts w:ascii="Times New Roman" w:hAnsi="Times New Roman" w:cs="Times New Roman"/>
+          <w:i/>
+          <w:iCs/>
+          <w:sz w:val="24"/>
+          <w:szCs w:val="24"/>
+          <w:lang w:val="ru-RU"/>
+        </w:rPr>
+        <w:t>синтезом</w:t>
+      </w:r>
+      <w:r>
+        <w:rPr>
+          <w:rFonts w:ascii="Times New Roman" w:hAnsi="Times New Roman" w:cs="Times New Roman"/>
+          <w:sz w:val="24"/>
+          <w:szCs w:val="24"/>
+          <w:lang w:val="ru-RU"/>
+        </w:rPr>
+        <w:t>.</w:t>
+      </w:r>
+      <w:r>
+        <w:rPr>
+          <w:rFonts w:ascii="Times New Roman" w:hAnsi="Times New Roman" w:cs="Times New Roman"/>
+          <w:sz w:val="24"/>
+          <w:szCs w:val="24"/>
+          <w:lang w:val="ru-RU"/>
+        </w:rPr>
+        <w:t xml:space="preserve"> </w:t>
+      </w:r>
+      <w:r>
+        <w:rPr>
+          <w:rFonts w:ascii="Times New Roman" w:hAnsi="Times New Roman" w:cs="Times New Roman"/>
+          <w:sz w:val="24"/>
+          <w:szCs w:val="24"/>
+          <w:lang w:val="ru-RU"/>
+        </w:rPr>
+        <w:t xml:space="preserve">Если попробовать дать определение любой вещи, то с точки зрения Платона его нельзя дать по его функции — например, нельзя сказать, что стол это то, что люди используют как стол, потому что каждый человек может использовать один и тот же предмет по-разному, то есть определение вещи зависело бы от субъекта, который её использует. Но оказывается, что если нельзя определить предмет по функции, то дать его объективное, то есть в отрыве от </w:t>
+      </w:r>
+      <w:r>
+        <w:rPr>
+          <w:rFonts w:ascii="Times New Roman" w:hAnsi="Times New Roman" w:cs="Times New Roman"/>
+          <w:i/>
+          <w:iCs/>
+          <w:sz w:val="24"/>
+          <w:szCs w:val="24"/>
+          <w:lang w:val="ru-RU"/>
+        </w:rPr>
+        <w:t>субъекта</w:t>
+      </w:r>
+      <w:r>
+        <w:rPr>
+          <w:rFonts w:ascii="Times New Roman" w:hAnsi="Times New Roman" w:cs="Times New Roman"/>
+          <w:sz w:val="24"/>
+          <w:szCs w:val="24"/>
+          <w:lang w:val="ru-RU"/>
+        </w:rPr>
+        <w:t xml:space="preserve">, определение </w:t>
+      </w:r>
+      <w:r>
+        <w:rPr>
+          <w:rFonts w:ascii="Times New Roman" w:hAnsi="Times New Roman" w:cs="Times New Roman"/>
+          <w:sz w:val="24"/>
+          <w:szCs w:val="24"/>
+          <w:lang w:val="ru-RU"/>
+        </w:rPr>
+        <w:t xml:space="preserve">просто </w:t>
+      </w:r>
+      <w:r>
+        <w:rPr>
+          <w:rFonts w:ascii="Times New Roman" w:hAnsi="Times New Roman" w:cs="Times New Roman"/>
+          <w:sz w:val="24"/>
+          <w:szCs w:val="24"/>
+          <w:lang w:val="ru-RU"/>
+        </w:rPr>
+        <w:t>не выйдет.</w:t>
       </w:r>
     </w:p>
     <w:p>
-      <w:r>
-        <w:t>Поняв, почему у нас нет доступа к истинному знанию, мы поймем что-то об устройстве реальности, потому что сможем исследовать препятствие, из-за которого знание нам недоступно.</w:t>
+      <w:pPr>
+        <w:pStyle w:val="Heading2"/>
+        <w:rPr>
+          <w:lang w:val="ru-RU"/>
+        </w:rPr>
+      </w:pPr>
+      <w:r>
+        <w:rPr>
+          <w:lang w:val="ru-RU"/>
+        </w:rPr>
+        <w:lastRenderedPageBreak/>
+        <w:t>Вилка</w:t>
       </w:r>
     </w:p>
     <w:p>
-      <w:r>
-        <w:t>Миф о пещере Платона можно пересказать другими словами: нейросеть для распознавая картинок, обладающая интеллектом, не знает ничего о внешнем мире, откуда к ней поступают изображения. Она может только тренироваться, получая все больше новых картинок. С помощью интеллекта она предполагает, что картинки, например, стульев, загружаемые в нее, имеют свой настоящий прототип в другой реальности, потому что сама нейросеть не знает ничего о стульях, они просто возникают в ней и ее обучают, но там, откуда поступает загружаемая информация, точно есть знание о том, что такое стул, иначе оттуда бы не поступали изображения разных стульев. Пещерой является сама нейросеть, её среда, тенями в пещере являются посылаемые ей картинки.</w:t>
+      <w:pPr>
+        <w:rPr>
+          <w:rFonts w:ascii="Times New Roman" w:hAnsi="Times New Roman" w:cs="Times New Roman"/>
+          <w:sz w:val="24"/>
+          <w:szCs w:val="24"/>
+          <w:lang w:val="ru-RU"/>
+        </w:rPr>
+      </w:pPr>
+      <w:r>
+        <w:rPr>
+          <w:rFonts w:ascii="Times New Roman" w:hAnsi="Times New Roman" w:cs="Times New Roman"/>
+          <w:sz w:val="24"/>
+          <w:szCs w:val="24"/>
+          <w:lang w:val="ru-RU"/>
+        </w:rPr>
+        <w:t>Все попытки сведутся к вилке: либо определение будет слишком общим, то есть оно подойдет сразу ко многим другим предметам, либо слишком конкретным, но оно не будет включать в себя все виды рода. Причем вилка возникает на этапе конкретизации — с обобщениями у нас, как правило, проблем не возникает. Чтобы показать эту вилку, Платон использовал в своих произведениях формат диалога. Диалог как раз-таки предполагает бесконечное уточнение, попытк</w:t>
+      </w:r>
+      <w:r>
+        <w:rPr>
+          <w:rFonts w:ascii="Times New Roman" w:hAnsi="Times New Roman" w:cs="Times New Roman"/>
+          <w:sz w:val="24"/>
+          <w:szCs w:val="24"/>
+          <w:lang w:val="ru-RU"/>
+        </w:rPr>
+        <w:t>у</w:t>
+      </w:r>
+      <w:r>
+        <w:rPr>
+          <w:rFonts w:ascii="Times New Roman" w:hAnsi="Times New Roman" w:cs="Times New Roman"/>
+          <w:sz w:val="24"/>
+          <w:szCs w:val="24"/>
+          <w:lang w:val="ru-RU"/>
+        </w:rPr>
+        <w:t xml:space="preserve"> пробиться к истинному определению, </w:t>
+      </w:r>
+      <w:r>
+        <w:rPr>
+          <w:rFonts w:ascii="Times New Roman" w:hAnsi="Times New Roman" w:cs="Times New Roman"/>
+          <w:sz w:val="24"/>
+          <w:szCs w:val="24"/>
+          <w:lang w:val="ru-RU"/>
+        </w:rPr>
+        <w:t>оканчивающ</w:t>
+      </w:r>
+      <w:r>
+        <w:rPr>
+          <w:rFonts w:ascii="Times New Roman" w:hAnsi="Times New Roman" w:cs="Times New Roman"/>
+          <w:sz w:val="24"/>
+          <w:szCs w:val="24"/>
+          <w:lang w:val="ru-RU"/>
+        </w:rPr>
+        <w:t>у</w:t>
+      </w:r>
+      <w:r>
+        <w:rPr>
+          <w:rFonts w:ascii="Times New Roman" w:hAnsi="Times New Roman" w:cs="Times New Roman"/>
+          <w:sz w:val="24"/>
+          <w:szCs w:val="24"/>
+          <w:lang w:val="ru-RU"/>
+        </w:rPr>
+        <w:t>юся</w:t>
+      </w:r>
+      <w:r>
+        <w:rPr>
+          <w:rFonts w:ascii="Times New Roman" w:hAnsi="Times New Roman" w:cs="Times New Roman"/>
+          <w:sz w:val="24"/>
+          <w:szCs w:val="24"/>
+          <w:lang w:val="ru-RU"/>
+        </w:rPr>
+        <w:t xml:space="preserve"> неудачей: из диалогов мы видим логическую невозможность дать истинное, не зависимое от </w:t>
+      </w:r>
+      <w:r>
+        <w:rPr>
+          <w:rFonts w:ascii="Times New Roman" w:hAnsi="Times New Roman" w:cs="Times New Roman"/>
+          <w:i/>
+          <w:iCs/>
+          <w:sz w:val="24"/>
+          <w:szCs w:val="24"/>
+          <w:lang w:val="ru-RU"/>
+        </w:rPr>
+        <w:t>субъекта</w:t>
+      </w:r>
+      <w:r>
+        <w:rPr>
+          <w:rFonts w:ascii="Times New Roman" w:hAnsi="Times New Roman" w:cs="Times New Roman"/>
+          <w:sz w:val="24"/>
+          <w:szCs w:val="24"/>
+          <w:lang w:val="ru-RU"/>
+        </w:rPr>
+        <w:t xml:space="preserve"> определение предмету.</w:t>
       </w:r>
     </w:p>
     <w:p>
-      <w:r>
-        <w:t xml:space="preserve">Итого: по Платону есть </w:t>
-      </w:r>
-      <w:r>
-        <w:rPr>
-          <w:i/>
-        </w:rPr>
-        <w:t>физический</w:t>
-      </w:r>
-      <w:r>
-        <w:t xml:space="preserve"> мир, чувственно воспринимаемый, и </w:t>
-      </w:r>
-      <w:r>
-        <w:rPr>
-          <w:i/>
-        </w:rPr>
-        <w:t>метафизический</w:t>
-      </w:r>
-      <w:r>
-        <w:t xml:space="preserve"> мир идей.</w:t>
+      <w:pPr>
+        <w:pStyle w:val="Heading2"/>
+        <w:rPr>
+          <w:lang w:val="ru-RU"/>
+        </w:rPr>
+      </w:pPr>
+      <w:r>
+        <w:rPr>
+          <w:lang w:val="ru-RU"/>
+        </w:rPr>
+        <w:t>Предельное определение</w:t>
       </w:r>
     </w:p>
     <w:p>
-      <w:r>
-        <w:t>Онтология — раздел философии, отвечающий на вопрос, каков критерий того, что значит «реальное», «существующее». Так вот, у Платона иной критерий реальности — он находится не в нашем мире и нам недоступен. Для нас существование это что-то твердое, протяженное, материальное; Платона формирует другой критерий истины.</w:t>
+      <w:pPr>
+        <w:rPr>
+          <w:rFonts w:ascii="Times New Roman" w:hAnsi="Times New Roman" w:cs="Times New Roman"/>
+          <w:sz w:val="24"/>
+          <w:szCs w:val="24"/>
+          <w:lang w:val="ru-RU"/>
+        </w:rPr>
+      </w:pPr>
+      <w:r>
+        <w:rPr>
+          <w:rFonts w:ascii="Times New Roman" w:hAnsi="Times New Roman" w:cs="Times New Roman"/>
+          <w:sz w:val="24"/>
+          <w:szCs w:val="24"/>
+          <w:lang w:val="ru-RU"/>
+        </w:rPr>
+        <w:t>Может показаться, что</w:t>
+      </w:r>
+      <w:r>
+        <w:rPr>
+          <w:rFonts w:ascii="Times New Roman" w:hAnsi="Times New Roman" w:cs="Times New Roman"/>
+          <w:sz w:val="24"/>
+          <w:szCs w:val="24"/>
+          <w:lang w:val="ru-RU"/>
+        </w:rPr>
+        <w:t xml:space="preserve"> софисты были правы</w:t>
+      </w:r>
+      <w:r>
+        <w:rPr>
+          <w:rFonts w:ascii="Times New Roman" w:hAnsi="Times New Roman" w:cs="Times New Roman"/>
+          <w:sz w:val="24"/>
+          <w:szCs w:val="24"/>
+          <w:lang w:val="ru-RU"/>
+        </w:rPr>
+        <w:t>:</w:t>
+      </w:r>
+      <w:r>
+        <w:rPr>
+          <w:rFonts w:ascii="Times New Roman" w:hAnsi="Times New Roman" w:cs="Times New Roman"/>
+          <w:sz w:val="24"/>
+          <w:szCs w:val="24"/>
+          <w:lang w:val="ru-RU"/>
+        </w:rPr>
+        <w:t xml:space="preserve"> нельзя дать точного определения и никакого истинного знания просто нет</w:t>
+      </w:r>
+      <w:r>
+        <w:rPr>
+          <w:rFonts w:ascii="Times New Roman" w:hAnsi="Times New Roman" w:cs="Times New Roman"/>
+          <w:sz w:val="24"/>
+          <w:szCs w:val="24"/>
+          <w:lang w:val="ru-RU"/>
+        </w:rPr>
+        <w:t>.</w:t>
+      </w:r>
+      <w:r>
+        <w:rPr>
+          <w:rFonts w:ascii="Times New Roman" w:hAnsi="Times New Roman" w:cs="Times New Roman"/>
+          <w:sz w:val="24"/>
+          <w:szCs w:val="24"/>
+          <w:lang w:val="ru-RU"/>
+        </w:rPr>
+        <w:t xml:space="preserve"> Но ведь мы всё-таки каким-то образом знаем, что стол — это стол, и можем определять одни предметы от других, даже не смотря на отсутствие доступа к истинному знанию. Если представить все возможности определения стола в виде линии, где слева будет самое конкретное, в справа — самое общее определение, то наши попытки дать истинное определение столу будут колебаться от левой стороны к правой, постепенно приближаясь к центру, где, предположительно, есть предельное определение стола, но мы никогда его не достигнем.</w:t>
+      </w:r>
+      <w:r>
+        <w:rPr>
+          <w:rFonts w:ascii="Times New Roman" w:hAnsi="Times New Roman" w:cs="Times New Roman"/>
+          <w:sz w:val="24"/>
+          <w:szCs w:val="24"/>
+          <w:lang w:val="ru-RU"/>
+        </w:rPr>
+        <w:t xml:space="preserve"> </w:t>
+      </w:r>
+      <w:r>
+        <w:rPr>
+          <w:rFonts w:ascii="Times New Roman" w:hAnsi="Times New Roman" w:cs="Times New Roman"/>
+          <w:sz w:val="24"/>
+          <w:szCs w:val="24"/>
+          <w:lang w:val="ru-RU"/>
+        </w:rPr>
+        <w:t xml:space="preserve">Именно такие вот точки предельного знания Платон называл </w:t>
+      </w:r>
+      <w:r>
+        <w:rPr>
+          <w:rFonts w:ascii="Times New Roman" w:hAnsi="Times New Roman" w:cs="Times New Roman"/>
+          <w:sz w:val="24"/>
+          <w:szCs w:val="24"/>
+          <w:lang w:val="ru-RU"/>
+        </w:rPr>
+        <w:t>εἶδος</w:t>
+      </w:r>
+      <w:r>
+        <w:rPr>
+          <w:rFonts w:ascii="Times New Roman" w:hAnsi="Times New Roman" w:cs="Times New Roman"/>
+          <w:sz w:val="24"/>
+          <w:szCs w:val="24"/>
+          <w:lang w:val="ru-RU"/>
+        </w:rPr>
+        <w:t xml:space="preserve"> </w:t>
+      </w:r>
+      <w:r>
+        <w:rPr>
+          <w:rFonts w:ascii="Times New Roman" w:hAnsi="Times New Roman" w:cs="Times New Roman"/>
+          <w:sz w:val="24"/>
+          <w:szCs w:val="24"/>
+          <w:lang w:val="ru-RU"/>
+        </w:rPr>
+        <w:t>[</w:t>
+      </w:r>
+      <w:r>
+        <w:rPr>
+          <w:rFonts w:ascii="Times New Roman" w:hAnsi="Times New Roman" w:cs="Times New Roman"/>
+          <w:iCs/>
+          <w:sz w:val="24"/>
+          <w:szCs w:val="24"/>
+          <w:lang w:val="ru-RU"/>
+        </w:rPr>
+        <w:t>эйдо</w:t>
+      </w:r>
+      <w:r>
+        <w:rPr>
+          <w:rFonts w:ascii="Times New Roman" w:hAnsi="Times New Roman" w:cs="Times New Roman"/>
+          <w:iCs/>
+          <w:sz w:val="24"/>
+          <w:szCs w:val="24"/>
+          <w:lang w:val="ru-RU"/>
+        </w:rPr>
+        <w:t>с]</w:t>
+      </w:r>
+      <w:r>
+        <w:rPr>
+          <w:rFonts w:ascii="Times New Roman" w:hAnsi="Times New Roman" w:cs="Times New Roman"/>
+          <w:sz w:val="24"/>
+          <w:szCs w:val="24"/>
+          <w:lang w:val="ru-RU"/>
+        </w:rPr>
+        <w:t xml:space="preserve">, или </w:t>
+      </w:r>
+      <w:r>
+        <w:rPr>
+          <w:rFonts w:ascii="Times New Roman" w:hAnsi="Times New Roman" w:cs="Times New Roman"/>
+          <w:b/>
+          <w:bCs/>
+          <w:iCs/>
+          <w:sz w:val="24"/>
+          <w:szCs w:val="24"/>
+          <w:lang w:val="ru-RU"/>
+        </w:rPr>
+        <w:t>идеями</w:t>
+      </w:r>
+      <w:r>
+        <w:rPr>
+          <w:rFonts w:ascii="Times New Roman" w:hAnsi="Times New Roman" w:cs="Times New Roman"/>
+          <w:sz w:val="24"/>
+          <w:szCs w:val="24"/>
+          <w:lang w:val="ru-RU"/>
+        </w:rPr>
+        <w:t>.</w:t>
+      </w:r>
+      <w:r>
+        <w:rPr>
+          <w:rFonts w:ascii="Times New Roman" w:hAnsi="Times New Roman" w:cs="Times New Roman"/>
+          <w:sz w:val="24"/>
+          <w:szCs w:val="24"/>
+          <w:lang w:val="ru-RU"/>
+        </w:rPr>
+        <w:t xml:space="preserve"> </w:t>
+      </w:r>
+      <w:r>
+        <w:rPr>
+          <w:rFonts w:ascii="Times New Roman" w:hAnsi="Times New Roman" w:cs="Times New Roman"/>
+          <w:i/>
+          <w:iCs/>
+          <w:sz w:val="24"/>
+          <w:szCs w:val="24"/>
+          <w:lang w:val="ru-RU"/>
+        </w:rPr>
+        <w:t>Эйдосы</w:t>
+      </w:r>
+      <w:r>
+        <w:rPr>
+          <w:rFonts w:ascii="Times New Roman" w:hAnsi="Times New Roman" w:cs="Times New Roman"/>
+          <w:sz w:val="24"/>
+          <w:szCs w:val="24"/>
+          <w:lang w:val="ru-RU"/>
+        </w:rPr>
+        <w:t xml:space="preserve"> должны существовать по логической необходимости — просто потому, что мы можем, в попытках дать определение вещи, двигаться между общим и конкретным в нужном нам направлении; если бы центра на воображаемой линии из примера выше не было, мы бы не знали, как нам правильно корректировать определение.</w:t>
       </w:r>
     </w:p>
     <w:p>
-      <w:r>
-        <w:t xml:space="preserve">Существуют иные виды объектов, не обладающие протяженностью и материальностью, это совершенно иной тип существования: математические объекты. Они, в отличии от физических объектов, </w:t>
-      </w:r>
-      <w:r>
-        <w:rPr>
-          <w:i/>
-        </w:rPr>
-        <w:t>неизменны</w:t>
-      </w:r>
-      <w:r>
-        <w:t>. Они существуют по-другому. Именно здесь появляется другой критерий реальности и выстраивается иная онтология.</w:t>
+      <w:pPr>
+        <w:pStyle w:val="Heading2"/>
+        <w:rPr>
+          <w:lang w:val="ru-RU"/>
+        </w:rPr>
+      </w:pPr>
+      <w:r>
+        <w:rPr>
+          <w:lang w:val="ru-RU"/>
+        </w:rPr>
+        <w:t>Нейросеть</w:t>
+      </w:r>
+      <w:r>
+        <w:rPr>
+          <w:lang w:val="ru-RU"/>
+        </w:rPr>
+        <w:t xml:space="preserve"> Платона</w:t>
       </w:r>
     </w:p>
     <w:p>
-      <w:r>
-        <w:t>Итак, Платон делает первый набросок эксп науки, в котором существует физическая реальность и математическая реальность, и можно познать первую, изучая вторую. Много позже люди смогут развить этот набросок: объединить эти миры и не будет двух разных реальностей как у Платона.</w:t>
+      <w:pPr>
+        <w:rPr>
+          <w:rFonts w:ascii="Times New Roman" w:hAnsi="Times New Roman" w:cs="Times New Roman"/>
+          <w:sz w:val="24"/>
+          <w:szCs w:val="24"/>
+          <w:lang w:val="ru-RU"/>
+        </w:rPr>
+      </w:pPr>
+      <w:r>
+        <w:rPr>
+          <w:rFonts w:ascii="Times New Roman" w:hAnsi="Times New Roman" w:cs="Times New Roman"/>
+          <w:sz w:val="24"/>
+          <w:szCs w:val="24"/>
+          <w:lang w:val="ru-RU"/>
+        </w:rPr>
+        <w:t xml:space="preserve">Итак, Платон, как родоначальник </w:t>
+      </w:r>
+      <w:r>
+        <w:rPr>
+          <w:rFonts w:ascii="Times New Roman" w:hAnsi="Times New Roman" w:cs="Times New Roman"/>
+          <w:sz w:val="24"/>
+          <w:szCs w:val="24"/>
+          <w:lang w:val="ru-RU"/>
+        </w:rPr>
+        <w:t>ЭН</w:t>
+      </w:r>
+      <w:r>
+        <w:rPr>
+          <w:rFonts w:ascii="Times New Roman" w:hAnsi="Times New Roman" w:cs="Times New Roman"/>
+          <w:sz w:val="24"/>
+          <w:szCs w:val="24"/>
+          <w:lang w:val="ru-RU"/>
+        </w:rPr>
+        <w:t xml:space="preserve">, полагает конечной целью </w:t>
+      </w:r>
+      <w:r>
+        <w:rPr>
+          <w:rFonts w:ascii="Times New Roman" w:hAnsi="Times New Roman" w:cs="Times New Roman"/>
+          <w:i/>
+          <w:iCs/>
+          <w:sz w:val="24"/>
+          <w:szCs w:val="24"/>
+          <w:lang w:val="ru-RU"/>
+        </w:rPr>
+        <w:t>эйдосы</w:t>
+      </w:r>
+      <w:r>
+        <w:rPr>
+          <w:rFonts w:ascii="Times New Roman" w:hAnsi="Times New Roman" w:cs="Times New Roman"/>
+          <w:sz w:val="24"/>
+          <w:szCs w:val="24"/>
+          <w:lang w:val="ru-RU"/>
+        </w:rPr>
+        <w:t xml:space="preserve">, и чтобы их достичь, предлагает два способа: </w:t>
+      </w:r>
+      <w:r>
+        <w:rPr>
+          <w:rFonts w:ascii="Times New Roman" w:hAnsi="Times New Roman" w:cs="Times New Roman"/>
+          <w:b/>
+          <w:bCs/>
+          <w:sz w:val="24"/>
+          <w:szCs w:val="24"/>
+          <w:lang w:val="ru-RU"/>
+        </w:rPr>
+        <w:t>обобщение</w:t>
+      </w:r>
+      <w:r>
+        <w:rPr>
+          <w:rFonts w:ascii="Times New Roman" w:hAnsi="Times New Roman" w:cs="Times New Roman"/>
+          <w:sz w:val="24"/>
+          <w:szCs w:val="24"/>
+          <w:lang w:val="ru-RU"/>
+        </w:rPr>
+        <w:t xml:space="preserve"> и </w:t>
+      </w:r>
+      <w:r>
+        <w:rPr>
+          <w:rFonts w:ascii="Times New Roman" w:hAnsi="Times New Roman" w:cs="Times New Roman"/>
+          <w:b/>
+          <w:bCs/>
+          <w:sz w:val="24"/>
+          <w:szCs w:val="24"/>
+          <w:lang w:val="ru-RU"/>
+        </w:rPr>
+        <w:t>конкретизацию</w:t>
+      </w:r>
+      <w:r>
+        <w:rPr>
+          <w:rFonts w:ascii="Times New Roman" w:hAnsi="Times New Roman" w:cs="Times New Roman"/>
+          <w:sz w:val="24"/>
+          <w:szCs w:val="24"/>
+          <w:lang w:val="ru-RU"/>
+        </w:rPr>
+        <w:t>. Это знание имеет какую-то иную природу, ведь чтобы человек понял, что такое стол, ему не надо ознакамливаться со всеми возможными видами столов; происходит скачок, и знание стола каким-то образом человеком приобретается</w:t>
+      </w:r>
+      <w:r>
+        <w:rPr>
+          <w:rFonts w:ascii="Times New Roman" w:hAnsi="Times New Roman" w:cs="Times New Roman"/>
+          <w:sz w:val="24"/>
+          <w:szCs w:val="24"/>
+          <w:lang w:val="ru-RU"/>
+        </w:rPr>
+        <w:t xml:space="preserve"> само собой</w:t>
+      </w:r>
+      <w:r>
+        <w:rPr>
+          <w:rFonts w:ascii="Times New Roman" w:hAnsi="Times New Roman" w:cs="Times New Roman"/>
+          <w:sz w:val="24"/>
+          <w:szCs w:val="24"/>
+          <w:lang w:val="ru-RU"/>
+        </w:rPr>
+        <w:t>.</w:t>
       </w:r>
     </w:p>
     <w:p>
-      <w:r>
-        <w:lastRenderedPageBreak/>
-        <w:t>Много позже Платона был найден физический объект материального мира, который ничем не отличался от описания своей математической модели — это поле (электрическое, магнитное, гравитационное). Поле не имеет формы, не имеет материи. Оно имеет иную форму существования, описать которую ты можем только с помощью математического языка, и именно об этом говорил Платон.</w:t>
+      <w:pPr>
+        <w:rPr>
+          <w:rFonts w:ascii="Times New Roman" w:hAnsi="Times New Roman" w:cs="Times New Roman"/>
+          <w:sz w:val="24"/>
+          <w:szCs w:val="24"/>
+          <w:lang w:val="ru-RU"/>
+        </w:rPr>
+      </w:pPr>
+      <w:r>
+        <w:rPr>
+          <w:rFonts w:ascii="Times New Roman" w:hAnsi="Times New Roman" w:cs="Times New Roman"/>
+          <w:sz w:val="24"/>
+          <w:szCs w:val="24"/>
+          <w:lang w:val="ru-RU"/>
+        </w:rPr>
+        <w:t>Поняв, почему у нас нет доступа к истинному знанию, мы поймем что-то об устройстве реальности, потому что сможем исследовать препятствие, из-за которого знание нам недоступно.</w:t>
       </w:r>
     </w:p>
     <w:p>
-      <w:r>
-        <w:t>В этом заключается двойственность Платона: он с одной стороны лишь создал набросок экспериментальной науки, а с другой стороны он что-то сказал нам о сущности научного знания.</w:t>
+      <w:pPr>
+        <w:rPr>
+          <w:rFonts w:ascii="Times New Roman" w:hAnsi="Times New Roman" w:cs="Times New Roman"/>
+          <w:sz w:val="24"/>
+          <w:szCs w:val="24"/>
+          <w:lang w:val="ru-RU"/>
+        </w:rPr>
+      </w:pPr>
+      <w:r>
+        <w:rPr>
+          <w:rFonts w:ascii="Times New Roman" w:hAnsi="Times New Roman" w:cs="Times New Roman"/>
+          <w:sz w:val="24"/>
+          <w:szCs w:val="24"/>
+          <w:lang w:val="ru-RU"/>
+        </w:rPr>
+        <w:t>Миф о пещере Платона можно пересказать другими словами: нейросеть для распознавая картинок, обладающая интеллектом, не знает ничего о внешнем мире, откуда к ней поступают изображения. Она может только тренироваться, получая все больше новых картинок. С помощью интеллекта она предполагает, что картинки, например, стульев, загружаемые в нее, имеют свой настоящий прототип в другой реальности, потому что сама нейросеть не знает ничего о стульях, они просто возникают в ней и ее обучают, но там, откуда поступает загружаемая информация, точно есть знание о том, что такое стул, иначе оттуда бы не поступали изображения разных стульев. Пещерой является сама нейросеть, её среда, тенями в пещере являются посылаемые ей картинки.</w:t>
+      </w:r>
+    </w:p>
+    <w:p>
+      <w:pPr>
+        <w:rPr>
+          <w:rFonts w:ascii="Times New Roman" w:hAnsi="Times New Roman" w:cs="Times New Roman"/>
+          <w:sz w:val="24"/>
+          <w:szCs w:val="24"/>
+          <w:lang w:val="ru-RU"/>
+        </w:rPr>
+      </w:pPr>
+      <w:r>
+        <w:rPr>
+          <w:rFonts w:ascii="Times New Roman" w:hAnsi="Times New Roman" w:cs="Times New Roman"/>
+          <w:sz w:val="24"/>
+          <w:szCs w:val="24"/>
+          <w:lang w:val="ru-RU"/>
+        </w:rPr>
+        <w:lastRenderedPageBreak/>
+        <w:t xml:space="preserve">Итого: по Платону есть </w:t>
+      </w:r>
+      <w:r>
+        <w:rPr>
+          <w:rFonts w:ascii="Times New Roman" w:hAnsi="Times New Roman" w:cs="Times New Roman"/>
+          <w:i/>
+          <w:sz w:val="24"/>
+          <w:szCs w:val="24"/>
+          <w:lang w:val="ru-RU"/>
+        </w:rPr>
+        <w:t>физический</w:t>
+      </w:r>
+      <w:r>
+        <w:rPr>
+          <w:rFonts w:ascii="Times New Roman" w:hAnsi="Times New Roman" w:cs="Times New Roman"/>
+          <w:sz w:val="24"/>
+          <w:szCs w:val="24"/>
+          <w:lang w:val="ru-RU"/>
+        </w:rPr>
+        <w:t xml:space="preserve"> мир, чувственно воспринимаемый, и </w:t>
+      </w:r>
+      <w:r>
+        <w:rPr>
+          <w:rFonts w:ascii="Times New Roman" w:hAnsi="Times New Roman" w:cs="Times New Roman"/>
+          <w:i/>
+          <w:sz w:val="24"/>
+          <w:szCs w:val="24"/>
+          <w:lang w:val="ru-RU"/>
+        </w:rPr>
+        <w:t>метафизический</w:t>
+      </w:r>
+      <w:r>
+        <w:rPr>
+          <w:rFonts w:ascii="Times New Roman" w:hAnsi="Times New Roman" w:cs="Times New Roman"/>
+          <w:sz w:val="24"/>
+          <w:szCs w:val="24"/>
+          <w:lang w:val="ru-RU"/>
+        </w:rPr>
+        <w:t xml:space="preserve"> мир идей.</w:t>
+      </w:r>
+    </w:p>
+    <w:p>
+      <w:pPr>
+        <w:pStyle w:val="Heading2"/>
+        <w:rPr>
+          <w:lang w:val="ru-RU"/>
+        </w:rPr>
+      </w:pPr>
+      <w:r>
+        <w:rPr>
+          <w:lang w:val="ru-RU"/>
+        </w:rPr>
+        <w:t>Математические объекты</w:t>
+      </w:r>
+    </w:p>
+    <w:p>
+      <w:pPr>
+        <w:rPr>
+          <w:rFonts w:ascii="Times New Roman" w:hAnsi="Times New Roman" w:cs="Times New Roman"/>
+          <w:sz w:val="24"/>
+          <w:szCs w:val="24"/>
+          <w:lang w:val="ru-RU"/>
+        </w:rPr>
+      </w:pPr>
+      <w:r>
+        <w:rPr>
+          <w:rFonts w:ascii="Times New Roman" w:hAnsi="Times New Roman" w:cs="Times New Roman"/>
+          <w:sz w:val="24"/>
+          <w:szCs w:val="24"/>
+          <w:lang w:val="ru-RU"/>
+        </w:rPr>
+        <w:t xml:space="preserve">Чтобы двигаться дальше, нужно ввести понятие онтологии: </w:t>
+      </w:r>
+      <w:r>
+        <w:rPr>
+          <w:rFonts w:ascii="Times New Roman" w:hAnsi="Times New Roman" w:cs="Times New Roman"/>
+          <w:b/>
+          <w:bCs/>
+          <w:sz w:val="24"/>
+          <w:szCs w:val="24"/>
+          <w:lang w:val="ru-RU"/>
+        </w:rPr>
+        <w:t>о</w:t>
+      </w:r>
+      <w:r>
+        <w:rPr>
+          <w:rFonts w:ascii="Times New Roman" w:hAnsi="Times New Roman" w:cs="Times New Roman"/>
+          <w:b/>
+          <w:bCs/>
+          <w:sz w:val="24"/>
+          <w:szCs w:val="24"/>
+          <w:lang w:val="ru-RU"/>
+        </w:rPr>
+        <w:t>нтология</w:t>
+      </w:r>
+      <w:r>
+        <w:rPr>
+          <w:rFonts w:ascii="Times New Roman" w:hAnsi="Times New Roman" w:cs="Times New Roman"/>
+          <w:sz w:val="24"/>
+          <w:szCs w:val="24"/>
+          <w:lang w:val="ru-RU"/>
+        </w:rPr>
+        <w:t xml:space="preserve"> — </w:t>
+      </w:r>
+      <w:r>
+        <w:rPr>
+          <w:rFonts w:ascii="Times New Roman" w:hAnsi="Times New Roman" w:cs="Times New Roman"/>
+          <w:sz w:val="24"/>
+          <w:szCs w:val="24"/>
+          <w:lang w:val="ru-RU"/>
+        </w:rPr>
+        <w:t xml:space="preserve">это </w:t>
+      </w:r>
+      <w:r>
+        <w:rPr>
+          <w:rFonts w:ascii="Times New Roman" w:hAnsi="Times New Roman" w:cs="Times New Roman"/>
+          <w:sz w:val="24"/>
+          <w:szCs w:val="24"/>
+          <w:lang w:val="ru-RU"/>
+        </w:rPr>
+        <w:t xml:space="preserve">раздел философии, отвечающий на вопрос, каков критерий того, что значит «реальное», «существующее». </w:t>
+      </w:r>
+      <w:r>
+        <w:rPr>
+          <w:rFonts w:ascii="Times New Roman" w:hAnsi="Times New Roman" w:cs="Times New Roman"/>
+          <w:sz w:val="24"/>
+          <w:szCs w:val="24"/>
+          <w:lang w:val="ru-RU"/>
+        </w:rPr>
+        <w:t>У</w:t>
+      </w:r>
+      <w:r>
+        <w:rPr>
+          <w:rFonts w:ascii="Times New Roman" w:hAnsi="Times New Roman" w:cs="Times New Roman"/>
+          <w:sz w:val="24"/>
+          <w:szCs w:val="24"/>
+          <w:lang w:val="ru-RU"/>
+        </w:rPr>
+        <w:t xml:space="preserve"> Платона иной критерий реальности — он находится не в нашем мире и нам недоступен. Для нас существование это что-то твердое, протяженное, материальное; Платон формирует </w:t>
+      </w:r>
+      <w:r>
+        <w:rPr>
+          <w:rFonts w:ascii="Times New Roman" w:hAnsi="Times New Roman" w:cs="Times New Roman"/>
+          <w:sz w:val="24"/>
+          <w:szCs w:val="24"/>
+          <w:lang w:val="ru-RU"/>
+        </w:rPr>
+        <w:t>новый</w:t>
+      </w:r>
+      <w:r>
+        <w:rPr>
+          <w:rFonts w:ascii="Times New Roman" w:hAnsi="Times New Roman" w:cs="Times New Roman"/>
+          <w:sz w:val="24"/>
+          <w:szCs w:val="24"/>
+          <w:lang w:val="ru-RU"/>
+        </w:rPr>
+        <w:t xml:space="preserve"> критерий истины.</w:t>
+      </w:r>
+    </w:p>
+    <w:p>
+      <w:pPr>
+        <w:rPr>
+          <w:rFonts w:ascii="Times New Roman" w:hAnsi="Times New Roman" w:cs="Times New Roman"/>
+          <w:sz w:val="24"/>
+          <w:szCs w:val="24"/>
+          <w:lang w:val="ru-RU"/>
+        </w:rPr>
+      </w:pPr>
+      <w:r>
+        <w:rPr>
+          <w:rFonts w:ascii="Times New Roman" w:hAnsi="Times New Roman" w:cs="Times New Roman"/>
+          <w:sz w:val="24"/>
+          <w:szCs w:val="24"/>
+          <w:lang w:val="ru-RU"/>
+        </w:rPr>
+        <w:t xml:space="preserve">Существуют </w:t>
+      </w:r>
+      <w:r>
+        <w:rPr>
+          <w:rFonts w:ascii="Times New Roman" w:hAnsi="Times New Roman" w:cs="Times New Roman"/>
+          <w:sz w:val="24"/>
+          <w:szCs w:val="24"/>
+          <w:lang w:val="ru-RU"/>
+        </w:rPr>
+        <w:t>другие</w:t>
+      </w:r>
+      <w:r>
+        <w:rPr>
+          <w:rFonts w:ascii="Times New Roman" w:hAnsi="Times New Roman" w:cs="Times New Roman"/>
+          <w:sz w:val="24"/>
+          <w:szCs w:val="24"/>
+          <w:lang w:val="ru-RU"/>
+        </w:rPr>
+        <w:t xml:space="preserve"> виды объектов, не обладающие протяженностью и материальностью, это совершенно иной тип существования: </w:t>
+      </w:r>
+      <w:r>
+        <w:rPr>
+          <w:rFonts w:ascii="Times New Roman" w:hAnsi="Times New Roman" w:cs="Times New Roman"/>
+          <w:i/>
+          <w:iCs/>
+          <w:sz w:val="24"/>
+          <w:szCs w:val="24"/>
+          <w:lang w:val="ru-RU"/>
+        </w:rPr>
+        <w:t>математические объекты</w:t>
+      </w:r>
+      <w:r>
+        <w:rPr>
+          <w:rFonts w:ascii="Times New Roman" w:hAnsi="Times New Roman" w:cs="Times New Roman"/>
+          <w:sz w:val="24"/>
+          <w:szCs w:val="24"/>
+          <w:lang w:val="ru-RU"/>
+        </w:rPr>
+        <w:t xml:space="preserve">. Они, в отличии от физических объектов, </w:t>
+      </w:r>
+      <w:r>
+        <w:rPr>
+          <w:rFonts w:ascii="Times New Roman" w:hAnsi="Times New Roman" w:cs="Times New Roman"/>
+          <w:i/>
+          <w:sz w:val="24"/>
+          <w:szCs w:val="24"/>
+          <w:lang w:val="ru-RU"/>
+        </w:rPr>
+        <w:t>неизменны</w:t>
+      </w:r>
+      <w:r>
+        <w:rPr>
+          <w:rFonts w:ascii="Times New Roman" w:hAnsi="Times New Roman" w:cs="Times New Roman"/>
+          <w:sz w:val="24"/>
+          <w:szCs w:val="24"/>
+          <w:lang w:val="ru-RU"/>
+        </w:rPr>
+        <w:t>. Они существуют по-другому. Именно здесь появляется другой критерий реальности и выстраивается иная онтология.</w:t>
+      </w:r>
+    </w:p>
+    <w:p>
+      <w:pPr>
+        <w:rPr>
+          <w:rFonts w:ascii="Times New Roman" w:hAnsi="Times New Roman" w:cs="Times New Roman"/>
+          <w:sz w:val="24"/>
+          <w:szCs w:val="24"/>
+          <w:lang w:val="ru-RU"/>
+        </w:rPr>
+      </w:pPr>
+      <w:r>
+        <w:rPr>
+          <w:rFonts w:ascii="Times New Roman" w:hAnsi="Times New Roman" w:cs="Times New Roman"/>
+          <w:sz w:val="24"/>
+          <w:szCs w:val="24"/>
+          <w:lang w:val="ru-RU"/>
+        </w:rPr>
+        <w:t xml:space="preserve">Итак, Платон делает первый набросок </w:t>
+      </w:r>
+      <w:r>
+        <w:rPr>
+          <w:rFonts w:ascii="Times New Roman" w:hAnsi="Times New Roman" w:cs="Times New Roman"/>
+          <w:sz w:val="24"/>
+          <w:szCs w:val="24"/>
+          <w:lang w:val="ru-RU"/>
+        </w:rPr>
+        <w:t>ЭН</w:t>
+      </w:r>
+      <w:r>
+        <w:rPr>
+          <w:rFonts w:ascii="Times New Roman" w:hAnsi="Times New Roman" w:cs="Times New Roman"/>
+          <w:sz w:val="24"/>
+          <w:szCs w:val="24"/>
+          <w:lang w:val="ru-RU"/>
+        </w:rPr>
+        <w:t>, в котором существует физическая реальность и математическая реальность, и можно познать первую, изучая вторую. Много позже люди смогут развить этот набросок: объединить эти миры</w:t>
+      </w:r>
+      <w:r>
+        <w:rPr>
+          <w:rFonts w:ascii="Times New Roman" w:hAnsi="Times New Roman" w:cs="Times New Roman"/>
+          <w:sz w:val="24"/>
+          <w:szCs w:val="24"/>
+          <w:lang w:val="ru-RU"/>
+        </w:rPr>
+        <w:t xml:space="preserve"> и избавиться от </w:t>
+      </w:r>
+      <w:r>
+        <w:rPr>
+          <w:rFonts w:ascii="Times New Roman" w:hAnsi="Times New Roman" w:cs="Times New Roman"/>
+          <w:sz w:val="24"/>
+          <w:szCs w:val="24"/>
+          <w:lang w:val="ru-RU"/>
+        </w:rPr>
+        <w:t>двух разных реальностей.</w:t>
+      </w:r>
+    </w:p>
+    <w:p>
+      <w:pPr>
+        <w:pStyle w:val="Quote"/>
+        <w:rPr>
+          <w:lang w:val="ru-RU"/>
+        </w:rPr>
+      </w:pPr>
+      <w:r>
+        <w:rPr>
+          <w:lang w:val="ru-RU"/>
+        </w:rPr>
+        <w:t>Много позже Платона был найден физический объект материального мира, который ничем не отличался от описания своей математической модели — это поле (электрическое, магнитное, гравитационное). Поле не имеет формы, не имеет материи. Оно имеет иную форму существования, описать которую ты можем только с помощью математического языка, и именно об этом говорил Платон.</w:t>
+      </w:r>
+      <w:r>
+        <w:rPr>
+          <w:lang w:val="ru-RU"/>
+        </w:rPr>
+        <w:t xml:space="preserve"> </w:t>
+      </w:r>
+      <w:r>
+        <w:rPr>
+          <w:lang w:val="ru-RU"/>
+        </w:rPr>
+        <w:t xml:space="preserve">В этом заключается </w:t>
+      </w:r>
+      <w:r>
+        <w:rPr>
+          <w:lang w:val="ru-RU"/>
+        </w:rPr>
+        <w:t xml:space="preserve">его </w:t>
+      </w:r>
+      <w:r>
+        <w:rPr>
+          <w:lang w:val="ru-RU"/>
+        </w:rPr>
+        <w:t>двойственность</w:t>
+      </w:r>
+      <w:r>
+        <w:rPr>
+          <w:lang w:val="ru-RU"/>
+        </w:rPr>
+        <w:t xml:space="preserve"> и огромная заслуга</w:t>
+      </w:r>
+      <w:r>
+        <w:rPr>
+          <w:lang w:val="ru-RU"/>
+        </w:rPr>
+        <w:t>: он с одной стороны лишь создал набросок экспериментальной науки, а с другой стороны он что-то сказал нам о сущности научного знания.</w:t>
       </w:r>
     </w:p>
     <w:sectPr>
@@ -335,11 +1820,192 @@
       <w:lvlJc w:val="left"/>
     </w:lvl>
   </w:abstractNum>
+  <w:abstractNum w:abstractNumId="2" w15:restartNumberingAfterBreak="0">
+    <w:nsid w:val="345C5B20"/>
+    <w:multiLevelType w:val="hybridMultilevel"/>
+    <w:tmpl w:val="3FCE419C"/>
+    <w:lvl w:ilvl="0" w:tplc="0809000F">
+      <w:start w:val="1"/>
+      <w:numFmt w:val="decimal"/>
+      <w:lvlText w:val="%1."/>
+      <w:lvlJc w:val="left"/>
+      <w:pPr>
+        <w:ind w:left="720" w:hanging="360"/>
+      </w:pPr>
+    </w:lvl>
+    <w:lvl w:ilvl="1" w:tplc="08090019" w:tentative="1">
+      <w:start w:val="1"/>
+      <w:numFmt w:val="lowerLetter"/>
+      <w:lvlText w:val="%2."/>
+      <w:lvlJc w:val="left"/>
+      <w:pPr>
+        <w:ind w:left="1440" w:hanging="360"/>
+      </w:pPr>
+    </w:lvl>
+    <w:lvl w:ilvl="2" w:tplc="0809001B" w:tentative="1">
+      <w:start w:val="1"/>
+      <w:numFmt w:val="lowerRoman"/>
+      <w:lvlText w:val="%3."/>
+      <w:lvlJc w:val="right"/>
+      <w:pPr>
+        <w:ind w:left="2160" w:hanging="180"/>
+      </w:pPr>
+    </w:lvl>
+    <w:lvl w:ilvl="3" w:tplc="0809000F" w:tentative="1">
+      <w:start w:val="1"/>
+      <w:numFmt w:val="decimal"/>
+      <w:lvlText w:val="%4."/>
+      <w:lvlJc w:val="left"/>
+      <w:pPr>
+        <w:ind w:left="2880" w:hanging="360"/>
+      </w:pPr>
+    </w:lvl>
+    <w:lvl w:ilvl="4" w:tplc="08090019" w:tentative="1">
+      <w:start w:val="1"/>
+      <w:numFmt w:val="lowerLetter"/>
+      <w:lvlText w:val="%5."/>
+      <w:lvlJc w:val="left"/>
+      <w:pPr>
+        <w:ind w:left="3600" w:hanging="360"/>
+      </w:pPr>
+    </w:lvl>
+    <w:lvl w:ilvl="5" w:tplc="0809001B" w:tentative="1">
+      <w:start w:val="1"/>
+      <w:numFmt w:val="lowerRoman"/>
+      <w:lvlText w:val="%6."/>
+      <w:lvlJc w:val="right"/>
+      <w:pPr>
+        <w:ind w:left="4320" w:hanging="180"/>
+      </w:pPr>
+    </w:lvl>
+    <w:lvl w:ilvl="6" w:tplc="0809000F" w:tentative="1">
+      <w:start w:val="1"/>
+      <w:numFmt w:val="decimal"/>
+      <w:lvlText w:val="%7."/>
+      <w:lvlJc w:val="left"/>
+      <w:pPr>
+        <w:ind w:left="5040" w:hanging="360"/>
+      </w:pPr>
+    </w:lvl>
+    <w:lvl w:ilvl="7" w:tplc="08090019" w:tentative="1">
+      <w:start w:val="1"/>
+      <w:numFmt w:val="lowerLetter"/>
+      <w:lvlText w:val="%8."/>
+      <w:lvlJc w:val="left"/>
+      <w:pPr>
+        <w:ind w:left="5760" w:hanging="360"/>
+      </w:pPr>
+    </w:lvl>
+    <w:lvl w:ilvl="8" w:tplc="0809001B" w:tentative="1">
+      <w:start w:val="1"/>
+      <w:numFmt w:val="lowerRoman"/>
+      <w:lvlText w:val="%9."/>
+      <w:lvlJc w:val="right"/>
+      <w:pPr>
+        <w:ind w:left="6480" w:hanging="180"/>
+      </w:pPr>
+    </w:lvl>
+  </w:abstractNum>
+  <w:abstractNum w:abstractNumId="3" w15:restartNumberingAfterBreak="0">
+    <w:nsid w:val="5B773A37"/>
+    <w:multiLevelType w:val="hybridMultilevel"/>
+    <w:tmpl w:val="5D90FADC"/>
+    <w:lvl w:ilvl="0" w:tplc="08090011">
+      <w:start w:val="1"/>
+      <w:numFmt w:val="decimal"/>
+      <w:lvlText w:val="%1)"/>
+      <w:lvlJc w:val="left"/>
+      <w:pPr>
+        <w:ind w:left="720" w:hanging="360"/>
+      </w:pPr>
+      <w:rPr>
+        <w:rFonts w:hint="default"/>
+      </w:rPr>
+    </w:lvl>
+    <w:lvl w:ilvl="1" w:tplc="08090019" w:tentative="1">
+      <w:start w:val="1"/>
+      <w:numFmt w:val="lowerLetter"/>
+      <w:lvlText w:val="%2."/>
+      <w:lvlJc w:val="left"/>
+      <w:pPr>
+        <w:ind w:left="1440" w:hanging="360"/>
+      </w:pPr>
+    </w:lvl>
+    <w:lvl w:ilvl="2" w:tplc="0809001B" w:tentative="1">
+      <w:start w:val="1"/>
+      <w:numFmt w:val="lowerRoman"/>
+      <w:lvlText w:val="%3."/>
+      <w:lvlJc w:val="right"/>
+      <w:pPr>
+        <w:ind w:left="2160" w:hanging="180"/>
+      </w:pPr>
+    </w:lvl>
+    <w:lvl w:ilvl="3" w:tplc="0809000F" w:tentative="1">
+      <w:start w:val="1"/>
+      <w:numFmt w:val="decimal"/>
+      <w:lvlText w:val="%4."/>
+      <w:lvlJc w:val="left"/>
+      <w:pPr>
+        <w:ind w:left="2880" w:hanging="360"/>
+      </w:pPr>
+    </w:lvl>
+    <w:lvl w:ilvl="4" w:tplc="08090019" w:tentative="1">
+      <w:start w:val="1"/>
+      <w:numFmt w:val="lowerLetter"/>
+      <w:lvlText w:val="%5."/>
+      <w:lvlJc w:val="left"/>
+      <w:pPr>
+        <w:ind w:left="3600" w:hanging="360"/>
+      </w:pPr>
+    </w:lvl>
+    <w:lvl w:ilvl="5" w:tplc="0809001B" w:tentative="1">
+      <w:start w:val="1"/>
+      <w:numFmt w:val="lowerRoman"/>
+      <w:lvlText w:val="%6."/>
+      <w:lvlJc w:val="right"/>
+      <w:pPr>
+        <w:ind w:left="4320" w:hanging="180"/>
+      </w:pPr>
+    </w:lvl>
+    <w:lvl w:ilvl="6" w:tplc="0809000F" w:tentative="1">
+      <w:start w:val="1"/>
+      <w:numFmt w:val="decimal"/>
+      <w:lvlText w:val="%7."/>
+      <w:lvlJc w:val="left"/>
+      <w:pPr>
+        <w:ind w:left="5040" w:hanging="360"/>
+      </w:pPr>
+    </w:lvl>
+    <w:lvl w:ilvl="7" w:tplc="08090019" w:tentative="1">
+      <w:start w:val="1"/>
+      <w:numFmt w:val="lowerLetter"/>
+      <w:lvlText w:val="%8."/>
+      <w:lvlJc w:val="left"/>
+      <w:pPr>
+        <w:ind w:left="5760" w:hanging="360"/>
+      </w:pPr>
+    </w:lvl>
+    <w:lvl w:ilvl="8" w:tplc="0809001B" w:tentative="1">
+      <w:start w:val="1"/>
+      <w:numFmt w:val="lowerRoman"/>
+      <w:lvlText w:val="%9."/>
+      <w:lvlJc w:val="right"/>
+      <w:pPr>
+        <w:ind w:left="6480" w:hanging="180"/>
+      </w:pPr>
+    </w:lvl>
+  </w:abstractNum>
   <w:num w:numId="1" w16cid:durableId="1574004067">
     <w:abstractNumId w:val="0"/>
   </w:num>
   <w:num w:numId="2" w16cid:durableId="1843004365">
     <w:abstractNumId w:val="1"/>
+  </w:num>
+  <w:num w:numId="3" w16cid:durableId="1846557180">
+    <w:abstractNumId w:val="2"/>
+  </w:num>
+  <w:num w:numId="4" w16cid:durableId="354238195">
+    <w:abstractNumId w:val="3"/>
   </w:num>
 </w:numbering>
 </file>
@@ -792,6 +2458,48 @@
     <w:semiHidden/>
     <w:unhideWhenUsed/>
   </w:style>
+  <w:style w:type="paragraph" w:styleId="ListParagraph">
+    <w:name w:val="List Paragraph"/>
+    <w:basedOn w:val="Normal"/>
+    <w:uiPriority w:val="34"/>
+    <w:qFormat/>
+    <w:rsid w:val="003E63CD"/>
+    <w:pPr>
+      <w:ind w:left="720"/>
+      <w:contextualSpacing/>
+    </w:pPr>
+  </w:style>
+  <w:style w:type="paragraph" w:styleId="Quote">
+    <w:name w:val="Quote"/>
+    <w:basedOn w:val="Normal"/>
+    <w:next w:val="Normal"/>
+    <w:link w:val="QuoteChar"/>
+    <w:uiPriority w:val="29"/>
+    <w:qFormat/>
+    <w:rsid w:val="00492615"/>
+    <w:pPr>
+      <w:spacing w:before="200"/>
+      <w:ind w:left="864" w:right="864"/>
+      <w:jc w:val="center"/>
+    </w:pPr>
+    <w:rPr>
+      <w:i/>
+      <w:iCs/>
+      <w:color w:val="404040" w:themeColor="text1" w:themeTint="BF"/>
+    </w:rPr>
+  </w:style>
+  <w:style w:type="character" w:customStyle="1" w:styleId="QuoteChar">
+    <w:name w:val="Quote Char"/>
+    <w:basedOn w:val="DefaultParagraphFont"/>
+    <w:link w:val="Quote"/>
+    <w:uiPriority w:val="29"/>
+    <w:rsid w:val="00492615"/>
+    <w:rPr>
+      <w:i/>
+      <w:iCs/>
+      <w:color w:val="404040" w:themeColor="text1" w:themeTint="BF"/>
+    </w:rPr>
+  </w:style>
 </w:styles>
 </file>
 

--- a/public/lesson-13.docx
+++ b/public/lesson-13.docx
@@ -4,6 +4,110 @@
   <w:body>
     <w:p>
       <w:pPr>
+        <w:rPr>
+          <w:lang w:val="ru-RU"/>
+        </w:rPr>
+      </w:pPr>
+      <w:r>
+        <w:rPr>
+          <w:lang w:val="ru-RU"/>
+        </w:rPr>
+        <w:t>#55 "Экспериментальная наука" – это не эксклюзивное изобретение Модерна, порвавшего с "предрассудками" предыдущих эпох, а результат длительного философского процесса, необходимыми этапами которого являются античная метафизика и средневековая схоластика;</w:t>
+      </w:r>
+    </w:p>
+    <w:p>
+      <w:pPr>
+        <w:rPr>
+          <w:lang w:val="ru-RU"/>
+        </w:rPr>
+      </w:pPr>
+      <w:r>
+        <w:rPr>
+          <w:lang w:val="ru-RU"/>
+        </w:rPr>
+        <w:t>#56 В отличие от поисков предельного основания, на этой линии развития  главной задачей является не определение точки отчёта для построения истинного знания, а исследование конечной цели – прояснение сущности истинного знания и выявление препятствий для его достижения;</w:t>
+      </w:r>
+    </w:p>
+    <w:p>
+      <w:pPr>
+        <w:rPr>
+          <w:lang w:val="ru-RU"/>
+        </w:rPr>
+      </w:pPr>
+      <w:r>
+        <w:rPr>
+          <w:lang w:val="ru-RU"/>
+        </w:rPr>
+        <w:t>#57 Платон сформулировал два условия для достижения истинного знания – операции синагоге (сбор) и диайресис (разделение), и показал, что при выполнении второй операции происходит сбой: по какой-то причине невозможно дать точное определение знакомым, "интуитивно" понятным вещам;</w:t>
+      </w:r>
+    </w:p>
+    <w:p>
+      <w:pPr>
+        <w:rPr>
+          <w:lang w:val="ru-RU"/>
+        </w:rPr>
+      </w:pPr>
+      <w:r>
+        <w:rPr>
+          <w:lang w:val="ru-RU"/>
+        </w:rPr>
+        <w:t>#58 Истинное знание (точное определение предмета, Эйдос / Идея) существует, несмотря на его недостижимость: без наличия истинного знания была бы невозможна коррекция ложных высказываний и всякая ориентация в пространстве логических рассуждений;</w:t>
+      </w:r>
+    </w:p>
+    <w:p>
+      <w:pPr>
+        <w:rPr>
+          <w:lang w:val="ru-RU"/>
+        </w:rPr>
+      </w:pPr>
+      <w:r>
+        <w:rPr>
+          <w:lang w:val="ru-RU"/>
+        </w:rPr>
+        <w:t xml:space="preserve">#59 Объяснение Платона: отсутствие доступа к истинному знанию о вещи и одновременно его логическая необходимость означает самостоятельное сушестование Эйдоса / Идеи вне самой вещи – как автономной сущности; </w:t>
+      </w:r>
+    </w:p>
+    <w:p>
+      <w:pPr>
+        <w:rPr>
+          <w:lang w:val="ru-RU"/>
+        </w:rPr>
+      </w:pPr>
+      <w:r>
+        <w:rPr>
+          <w:lang w:val="ru-RU"/>
+        </w:rPr>
+        <w:t>#60 Метафизическая гипотеза: Эйдосы / Идеи обладают собственным способом существования и образуют подлинную ("метафизическую") реальность, где находятся оригиналы чувственно воспринимаемых вещей, между тем как в текущей ("физической") реальности мы имеем дело только с копиями ("тенями на стене Пещеры");</w:t>
+      </w:r>
+    </w:p>
+    <w:p>
+      <w:pPr>
+        <w:rPr>
+          <w:lang w:val="ru-RU"/>
+        </w:rPr>
+      </w:pPr>
+      <w:r>
+        <w:rPr>
+          <w:lang w:val="ru-RU"/>
+        </w:rPr>
+        <w:t>#61 Способ существования ("онтология") Эйдосов / Идей представляет собой альтернативу чувственному, физическому опыту, и его прообразом в нашей реальности выступают математические объекты;</w:t>
+      </w:r>
+    </w:p>
+    <w:p>
+      <w:pPr>
+        <w:rPr>
+          <w:lang w:val="ru-RU"/>
+        </w:rPr>
+      </w:pPr>
+      <w:r>
+        <w:rPr>
+          <w:lang w:val="ru-RU"/>
+        </w:rPr>
+        <w:t>#62 Тип "математической" онтологии, разрабатываемой Платоном, соответствует той стадии развития экспериментальной науки, когда стирается грань между математикой как инструментом описания физических процессов и самим процессом, предметом описания, который уже не обладает свойствами, отличными от математических (открытие электромагнитного поля в физике).</w:t>
+      </w:r>
+    </w:p>
+    <w:p>
+      <w:pPr>
         <w:pStyle w:val="Heading2"/>
         <w:rPr>
           <w:lang w:val="ru-RU"/>
@@ -132,7 +236,18 @@
           <w:u w:val="single"/>
           <w:lang w:val="ru-RU"/>
         </w:rPr>
-        <w:t>исходить не от начальной опоры, а из конечного результата, из того, чего мы хотим добиться</w:t>
+        <w:t xml:space="preserve">исходить не от </w:t>
+      </w:r>
+      <w:r>
+        <w:rPr>
+          <w:rFonts w:ascii="Times New Roman" w:hAnsi="Times New Roman" w:cs="Times New Roman"/>
+          <w:sz w:val="24"/>
+          <w:szCs w:val="24"/>
+          <w:u w:val="single"/>
+          <w:lang w:val="ru-RU"/>
+        </w:rPr>
+        <w:lastRenderedPageBreak/>
+        <w:t>начальной опоры, а из конечного результата, из того, чего мы хотим добиться</w:t>
       </w:r>
       <w:r>
         <w:rPr>
@@ -435,6 +550,7 @@
           <w:rFonts w:ascii="Times New Roman" w:hAnsi="Times New Roman" w:cs="Times New Roman"/>
           <w:sz w:val="24"/>
           <w:szCs w:val="24"/>
+          <w:lang w:val="ru-RU"/>
         </w:rPr>
         <w:t>.</w:t>
       </w:r>
@@ -452,6 +568,7 @@
           <w:rFonts w:ascii="Times New Roman" w:hAnsi="Times New Roman" w:cs="Times New Roman"/>
           <w:sz w:val="24"/>
           <w:szCs w:val="24"/>
+          <w:lang w:val="ru-RU"/>
         </w:rPr>
         <w:t>.</w:t>
       </w:r>
@@ -850,7 +967,6 @@
         <w:rPr>
           <w:lang w:val="ru-RU"/>
         </w:rPr>
-        <w:lastRenderedPageBreak/>
         <w:t>Вилка</w:t>
       </w:r>
     </w:p>
@@ -1022,7 +1138,17 @@
           <w:szCs w:val="24"/>
           <w:lang w:val="ru-RU"/>
         </w:rPr>
-        <w:t xml:space="preserve"> Но ведь мы всё-таки каким-то образом знаем, что стол — это стол, и можем определять одни предметы от других, даже не смотря на отсутствие доступа к истинному знанию. Если представить все возможности определения стола в виде линии, где слева будет самое конкретное, в справа — самое общее определение, то наши попытки дать истинное определение столу будут колебаться от левой стороны к правой, постепенно приближаясь к центру, где, предположительно, есть предельное определение стола, но мы никогда его не достигнем.</w:t>
+        <w:t xml:space="preserve"> Но ведь мы всё-таки каким-то образом знаем, что стол — это стол, и можем определять одни предметы от других, даже не смотря на отсутствие </w:t>
+      </w:r>
+      <w:r>
+        <w:rPr>
+          <w:rFonts w:ascii="Times New Roman" w:hAnsi="Times New Roman" w:cs="Times New Roman"/>
+          <w:sz w:val="24"/>
+          <w:szCs w:val="24"/>
+          <w:lang w:val="ru-RU"/>
+        </w:rPr>
+        <w:lastRenderedPageBreak/>
+        <w:t>доступа к истинному знанию. Если представить все возможности определения стола в виде линии, где слева будет самое конкретное, в справа — самое общее определение, то наши попытки дать истинное определение столу будут колебаться от левой стороны к правой, постепенно приближаясь к центру, где, предположительно, есть предельное определение стола, но мы никогда его не достигнем.</w:t>
       </w:r>
       <w:r>
         <w:rPr>
@@ -1338,7 +1464,6 @@
           <w:szCs w:val="24"/>
           <w:lang w:val="ru-RU"/>
         </w:rPr>
-        <w:lastRenderedPageBreak/>
         <w:t xml:space="preserve">Итого: по Платону есть </w:t>
       </w:r>
       <w:r>
@@ -1590,6 +1715,7 @@
           <w:szCs w:val="24"/>
           <w:lang w:val="ru-RU"/>
         </w:rPr>
+        <w:lastRenderedPageBreak/>
         <w:t xml:space="preserve">Итак, Платон делает первый набросок </w:t>
       </w:r>
       <w:r>

--- a/public/lesson-13.docx
+++ b/public/lesson-13.docx
@@ -12,98 +12,188 @@
         <w:rPr>
           <w:lang w:val="ru-RU"/>
         </w:rPr>
-        <w:t>#55 "Экспериментальная наука" – это не эксклюзивное изобретение Модерна, порвавшего с "предрассудками" предыдущих эпох, а результат длительного философского процесса, необходимыми этапами которого являются античная метафизика и средневековая схоластика;</w:t>
-      </w:r>
-    </w:p>
-    <w:p>
-      <w:pPr>
-        <w:rPr>
-          <w:lang w:val="ru-RU"/>
-        </w:rPr>
-      </w:pPr>
-      <w:r>
-        <w:rPr>
-          <w:lang w:val="ru-RU"/>
-        </w:rPr>
-        <w:t>#56 В отличие от поисков предельного основания, на этой линии развития  главной задачей является не определение точки отчёта для построения истинного знания, а исследование конечной цели – прояснение сущности истинного знания и выявление препятствий для его достижения;</w:t>
-      </w:r>
-    </w:p>
-    <w:p>
-      <w:pPr>
-        <w:rPr>
-          <w:lang w:val="ru-RU"/>
-        </w:rPr>
-      </w:pPr>
-      <w:r>
-        <w:rPr>
-          <w:lang w:val="ru-RU"/>
-        </w:rPr>
-        <w:t>#57 Платон сформулировал два условия для достижения истинного знания – операции синагоге (сбор) и диайресис (разделение), и показал, что при выполнении второй операции происходит сбой: по какой-то причине невозможно дать точное определение знакомым, "интуитивно" понятным вещам;</w:t>
-      </w:r>
-    </w:p>
-    <w:p>
-      <w:pPr>
-        <w:rPr>
-          <w:lang w:val="ru-RU"/>
-        </w:rPr>
-      </w:pPr>
-      <w:r>
-        <w:rPr>
-          <w:lang w:val="ru-RU"/>
-        </w:rPr>
-        <w:t>#58 Истинное знание (точное определение предмета, Эйдос / Идея) существует, несмотря на его недостижимость: без наличия истинного знания была бы невозможна коррекция ложных высказываний и всякая ориентация в пространстве логических рассуждений;</w:t>
-      </w:r>
-    </w:p>
-    <w:p>
-      <w:pPr>
-        <w:rPr>
-          <w:lang w:val="ru-RU"/>
-        </w:rPr>
-      </w:pPr>
-      <w:r>
-        <w:rPr>
-          <w:lang w:val="ru-RU"/>
-        </w:rPr>
-        <w:t xml:space="preserve">#59 Объяснение Платона: отсутствие доступа к истинному знанию о вещи и одновременно его логическая необходимость означает самостоятельное сушестование Эйдоса / Идеи вне самой вещи – как автономной сущности; </w:t>
-      </w:r>
-    </w:p>
-    <w:p>
-      <w:pPr>
-        <w:rPr>
-          <w:lang w:val="ru-RU"/>
-        </w:rPr>
-      </w:pPr>
-      <w:r>
-        <w:rPr>
-          <w:lang w:val="ru-RU"/>
-        </w:rPr>
-        <w:t>#60 Метафизическая гипотеза: Эйдосы / Идеи обладают собственным способом существования и образуют подлинную ("метафизическую") реальность, где находятся оригиналы чувственно воспринимаемых вещей, между тем как в текущей ("физической") реальности мы имеем дело только с копиями ("тенями на стене Пещеры");</w:t>
-      </w:r>
-    </w:p>
-    <w:p>
-      <w:pPr>
-        <w:rPr>
-          <w:lang w:val="ru-RU"/>
-        </w:rPr>
-      </w:pPr>
-      <w:r>
-        <w:rPr>
-          <w:lang w:val="ru-RU"/>
-        </w:rPr>
-        <w:t>#61 Способ существования ("онтология") Эйдосов / Идей представляет собой альтернативу чувственному, физическому опыту, и его прообразом в нашей реальности выступают математические объекты;</w:t>
-      </w:r>
-    </w:p>
-    <w:p>
-      <w:pPr>
-        <w:rPr>
-          <w:lang w:val="ru-RU"/>
-        </w:rPr>
-      </w:pPr>
-      <w:r>
-        <w:rPr>
-          <w:lang w:val="ru-RU"/>
-        </w:rPr>
-        <w:t>#62 Тип "математической" онтологии, разрабатываемой Платоном, соответствует той стадии развития экспериментальной науки, когда стирается грань между математикой как инструментом описания физических процессов и самим процессом, предметом описания, который уже не обладает свойствами, отличными от математических (открытие электромагнитного поля в физике).</w:t>
+        <w:t>#55</w:t>
+      </w:r>
+      <w:r>
+        <w:rPr>
+          <w:lang w:val="ru-RU"/>
+        </w:rPr>
+        <w:t>.</w:t>
+      </w:r>
+      <w:r>
+        <w:rPr>
+          <w:lang w:val="ru-RU"/>
+        </w:rPr>
+        <w:t xml:space="preserve"> "Экспериментальная наука" – это не эксклюзивное изобретение Модерна, порвавшего с "предрассудками" предыдущих эпох, а результат длительного философского процесса, необходимыми этапами которого являются античная метафизика и средневековая схоластика;</w:t>
+      </w:r>
+    </w:p>
+    <w:p>
+      <w:pPr>
+        <w:rPr>
+          <w:lang w:val="ru-RU"/>
+        </w:rPr>
+      </w:pPr>
+      <w:r>
+        <w:rPr>
+          <w:lang w:val="ru-RU"/>
+        </w:rPr>
+        <w:t>#56</w:t>
+      </w:r>
+      <w:r>
+        <w:rPr>
+          <w:lang w:val="ru-RU"/>
+        </w:rPr>
+        <w:t>.</w:t>
+      </w:r>
+      <w:r>
+        <w:rPr>
+          <w:lang w:val="ru-RU"/>
+        </w:rPr>
+        <w:t xml:space="preserve"> В отличие от поисков предельного основания, на этой линии развития  главной задачей является не определение точки отчёта для построения истинного знания, а исследование конечной цели – прояснение сущности истинного знания и выявление препятствий для его достижения;</w:t>
+      </w:r>
+    </w:p>
+    <w:p>
+      <w:pPr>
+        <w:rPr>
+          <w:lang w:val="ru-RU"/>
+        </w:rPr>
+      </w:pPr>
+      <w:r>
+        <w:rPr>
+          <w:lang w:val="ru-RU"/>
+        </w:rPr>
+        <w:t>#57</w:t>
+      </w:r>
+      <w:r>
+        <w:rPr>
+          <w:lang w:val="ru-RU"/>
+        </w:rPr>
+        <w:t>.</w:t>
+      </w:r>
+      <w:r>
+        <w:rPr>
+          <w:lang w:val="ru-RU"/>
+        </w:rPr>
+        <w:t xml:space="preserve"> Платон сформулировал два условия для достижения истинного знания – операции синагоге (сбор) и диайресис (разделение), и показал, что при выполнении второй операции происходит сбой: по какой-то причине невозможно дать точное определение знакомым, "интуитивно" понятным вещам;</w:t>
+      </w:r>
+    </w:p>
+    <w:p>
+      <w:pPr>
+        <w:rPr>
+          <w:lang w:val="ru-RU"/>
+        </w:rPr>
+      </w:pPr>
+      <w:r>
+        <w:rPr>
+          <w:lang w:val="ru-RU"/>
+        </w:rPr>
+        <w:t>#58</w:t>
+      </w:r>
+      <w:r>
+        <w:t>.</w:t>
+      </w:r>
+      <w:r>
+        <w:rPr>
+          <w:lang w:val="ru-RU"/>
+        </w:rPr>
+        <w:t xml:space="preserve"> Истинное знание (точное определение предмета, Эйдос / Идея) существует, несмотря на его недостижимость: без наличия истинного знания была бы невозможна коррекция ложных высказываний и всякая ориентация в пространстве логических рассуждений;</w:t>
+      </w:r>
+    </w:p>
+    <w:p>
+      <w:pPr>
+        <w:rPr>
+          <w:lang w:val="ru-RU"/>
+        </w:rPr>
+      </w:pPr>
+      <w:r>
+        <w:rPr>
+          <w:lang w:val="ru-RU"/>
+        </w:rPr>
+        <w:t>#59</w:t>
+      </w:r>
+      <w:r>
+        <w:t>.</w:t>
+      </w:r>
+      <w:r>
+        <w:rPr>
+          <w:lang w:val="ru-RU"/>
+        </w:rPr>
+        <w:t xml:space="preserve"> Объяснение Платона: отсутствие доступа к истинному знанию о вещи и одновременно его логическая необходимость означает самостоятельное сушестование Эйдоса / Идеи вне самой вещи – как автономной сущности; </w:t>
+      </w:r>
+    </w:p>
+    <w:p>
+      <w:pPr>
+        <w:rPr>
+          <w:lang w:val="ru-RU"/>
+        </w:rPr>
+      </w:pPr>
+      <w:r>
+        <w:rPr>
+          <w:lang w:val="ru-RU"/>
+        </w:rPr>
+        <w:t>#60</w:t>
+      </w:r>
+      <w:r>
+        <w:rPr>
+          <w:lang w:val="ru-RU"/>
+        </w:rPr>
+        <w:t>.</w:t>
+      </w:r>
+      <w:r>
+        <w:rPr>
+          <w:lang w:val="ru-RU"/>
+        </w:rPr>
+        <w:t xml:space="preserve"> Метафизическая гипотеза: Эйдосы / Идеи обладают собственным способом существования и образуют подлинную ("метафизическую") реальность, где находятся оригиналы чувственно воспринимаемых вещей, между тем как в текущей ("физической") реальности мы имеем дело только с копиями ("тенями на стене Пещеры");</w:t>
+      </w:r>
+    </w:p>
+    <w:p>
+      <w:pPr>
+        <w:rPr>
+          <w:lang w:val="ru-RU"/>
+        </w:rPr>
+      </w:pPr>
+      <w:r>
+        <w:rPr>
+          <w:lang w:val="ru-RU"/>
+        </w:rPr>
+        <w:t>#61</w:t>
+      </w:r>
+      <w:r>
+        <w:rPr>
+          <w:lang w:val="ru-RU"/>
+        </w:rPr>
+        <w:t>.</w:t>
+      </w:r>
+      <w:r>
+        <w:rPr>
+          <w:lang w:val="ru-RU"/>
+        </w:rPr>
+        <w:t xml:space="preserve"> Способ существования ("онтология") Эйдосов / Идей представляет собой альтернативу чувственному, физическому опыту, и его прообразом в нашей реальности выступают математические объекты;</w:t>
+      </w:r>
+    </w:p>
+    <w:p>
+      <w:pPr>
+        <w:rPr>
+          <w:lang w:val="ru-RU"/>
+        </w:rPr>
+      </w:pPr>
+      <w:r>
+        <w:rPr>
+          <w:lang w:val="ru-RU"/>
+        </w:rPr>
+        <w:t>#62</w:t>
+      </w:r>
+      <w:r>
+        <w:rPr>
+          <w:lang w:val="ru-RU"/>
+        </w:rPr>
+        <w:t>.</w:t>
+      </w:r>
+      <w:r>
+        <w:rPr>
+          <w:lang w:val="ru-RU"/>
+        </w:rPr>
+        <w:t xml:space="preserve"> Тип "математической" онтологии, разрабатываемой Платоном, соответствует той стадии развития экспериментальной науки, когда стирается грань между математикой как инструментом описания физических процессов и самим процессом, предметом описания, который уже не обладает свойствами, отличными от математических (открытие электромагнитного поля в физике).</w:t>
       </w:r>
     </w:p>
     <w:p>
